--- a/Relatório.docx
+++ b/Relatório.docx
@@ -349,9 +349,8 @@
           <w:color w:val="auto"/>
           <w:szCs w:val="24"/>
         </w:rPr>
-        <w:t xml:space="preserve"> </w:t>
-      </w:r>
-      <w:proofErr w:type="spellStart"/>
+        <w:t xml:space="preserve"> Balanced: </w:t>
+      </w:r>
       <w:r>
         <w:rPr>
           <w:rFonts w:cs="Arial"/>
@@ -359,9 +358,8 @@
           <w:color w:val="auto"/>
           <w:szCs w:val="24"/>
         </w:rPr>
-        <w:t>Balanced</w:t>
-      </w:r>
-      <w:proofErr w:type="spellEnd"/>
+        <w:t xml:space="preserve"> </w:t>
+      </w:r>
       <w:r>
         <w:rPr>
           <w:rFonts w:cs="Arial"/>
@@ -369,7 +367,7 @@
           <w:color w:val="auto"/>
           <w:szCs w:val="24"/>
         </w:rPr>
-        <w:t xml:space="preserve">: </w:t>
+        <w:t xml:space="preserve">Classificador Alfanumérico </w:t>
       </w:r>
       <w:r>
         <w:rPr>
@@ -378,7 +376,7 @@
           <w:color w:val="auto"/>
           <w:szCs w:val="24"/>
         </w:rPr>
-        <w:t xml:space="preserve"> </w:t>
+        <w:t>com MLP (Multi-Layer Perceptron)</w:t>
       </w:r>
       <w:r>
         <w:rPr>
@@ -387,85 +385,7 @@
           <w:color w:val="auto"/>
           <w:szCs w:val="24"/>
         </w:rPr>
-        <w:t xml:space="preserve">Classificador Alfanumérico </w:t>
-      </w:r>
-      <w:r>
-        <w:rPr>
-          <w:rFonts w:cs="Arial"/>
-          <w:bCs/>
-          <w:color w:val="auto"/>
-          <w:szCs w:val="24"/>
-        </w:rPr>
-        <w:t>com MLP (</w:t>
-      </w:r>
-      <w:proofErr w:type="spellStart"/>
-      <w:r>
-        <w:rPr>
-          <w:rFonts w:cs="Arial"/>
-          <w:bCs/>
-          <w:color w:val="auto"/>
-          <w:szCs w:val="24"/>
-        </w:rPr>
-        <w:t>Multi-Layer</w:t>
-      </w:r>
-      <w:proofErr w:type="spellEnd"/>
-      <w:r>
-        <w:rPr>
-          <w:rFonts w:cs="Arial"/>
-          <w:bCs/>
-          <w:color w:val="auto"/>
-          <w:szCs w:val="24"/>
-        </w:rPr>
-        <w:t xml:space="preserve"> </w:t>
-      </w:r>
-      <w:proofErr w:type="spellStart"/>
-      <w:r>
-        <w:rPr>
-          <w:rFonts w:cs="Arial"/>
-          <w:bCs/>
-          <w:color w:val="auto"/>
-          <w:szCs w:val="24"/>
-        </w:rPr>
-        <w:t>Perceptron</w:t>
-      </w:r>
-      <w:proofErr w:type="spellEnd"/>
-      <w:r>
-        <w:rPr>
-          <w:rFonts w:cs="Arial"/>
-          <w:bCs/>
-          <w:color w:val="auto"/>
-          <w:szCs w:val="24"/>
-        </w:rPr>
-        <w:t>)</w:t>
-      </w:r>
-      <w:r>
-        <w:rPr>
-          <w:rFonts w:cs="Arial"/>
-          <w:bCs/>
-          <w:color w:val="auto"/>
-          <w:szCs w:val="24"/>
-        </w:rPr>
-        <w:t xml:space="preserve"> no Framework </w:t>
-      </w:r>
-      <w:proofErr w:type="spellStart"/>
-      <w:r>
-        <w:rPr>
-          <w:rFonts w:cs="Arial"/>
-          <w:bCs/>
-          <w:color w:val="auto"/>
-          <w:szCs w:val="24"/>
-        </w:rPr>
-        <w:t>PyTorch</w:t>
-      </w:r>
-      <w:proofErr w:type="spellEnd"/>
-      <w:r>
-        <w:rPr>
-          <w:rFonts w:cs="Arial"/>
-          <w:bCs/>
-          <w:color w:val="auto"/>
-          <w:szCs w:val="24"/>
-        </w:rPr>
-        <w:t xml:space="preserve"> </w:t>
+        <w:t xml:space="preserve"> no Framework PyTorch </w:t>
       </w:r>
     </w:p>
     <w:p>
@@ -784,11 +704,10 @@
         </w:p>
         <w:p>
           <w:pPr>
-            <w:pStyle w:val="Sumrio1"/>
+            <w:pStyle w:val="Sumrio2"/>
             <w:rPr>
               <w:rFonts w:asciiTheme="minorHAnsi" w:eastAsiaTheme="minorEastAsia" w:hAnsiTheme="minorHAnsi"/>
               <w:b w:val="0"/>
-              <w:caps w:val="0"/>
               <w:color w:val="auto"/>
               <w:kern w:val="2"/>
               <w:szCs w:val="24"/>
@@ -814,7 +733,7 @@
             </w:rPr>
             <w:fldChar w:fldCharType="separate"/>
           </w:r>
-          <w:hyperlink w:anchor="_Toc229079302" w:history="1">
+          <w:hyperlink w:anchor="_Toc229086474" w:history="1">
             <w:r>
               <w:rPr>
                 <w:rStyle w:val="Hyperlink"/>
@@ -825,7 +744,6 @@
               <w:rPr>
                 <w:rFonts w:asciiTheme="minorHAnsi" w:eastAsiaTheme="minorEastAsia" w:hAnsiTheme="minorHAnsi"/>
                 <w:b w:val="0"/>
-                <w:caps w:val="0"/>
                 <w:color w:val="auto"/>
                 <w:kern w:val="2"/>
                 <w:szCs w:val="24"/>
@@ -838,7 +756,7 @@
               <w:rPr>
                 <w:rStyle w:val="Hyperlink"/>
               </w:rPr>
-              <w:t>introdução</w:t>
+              <w:t>INTRODUÇÃO</w:t>
             </w:r>
             <w:r>
               <w:rPr>
@@ -856,7 +774,7 @@
               <w:rPr>
                 <w:webHidden/>
               </w:rPr>
-              <w:instrText xml:space="preserve"> PAGEREF _Toc229079302 \h </w:instrText>
+              <w:instrText xml:space="preserve"> PAGEREF _Toc229086474 \h </w:instrText>
             </w:r>
             <w:r>
               <w:rPr>
@@ -873,90 +791,7 @@
               <w:rPr>
                 <w:webHidden/>
               </w:rPr>
-              <w:t>15</w:t>
-            </w:r>
-            <w:r>
-              <w:rPr>
-                <w:webHidden/>
-              </w:rPr>
-              <w:fldChar w:fldCharType="end"/>
-            </w:r>
-          </w:hyperlink>
-        </w:p>
-        <w:p>
-          <w:pPr>
-            <w:pStyle w:val="Sumrio1"/>
-            <w:rPr>
-              <w:rFonts w:asciiTheme="minorHAnsi" w:eastAsiaTheme="minorEastAsia" w:hAnsiTheme="minorHAnsi"/>
-              <w:b w:val="0"/>
-              <w:caps w:val="0"/>
-              <w:color w:val="auto"/>
-              <w:kern w:val="2"/>
-              <w:szCs w:val="24"/>
-              <w:lang w:eastAsia="pt-BR"/>
-              <w14:ligatures w14:val="standardContextual"/>
-            </w:rPr>
-          </w:pPr>
-          <w:hyperlink w:anchor="_Toc229079303" w:history="1">
-            <w:r>
-              <w:rPr>
-                <w:rStyle w:val="Hyperlink"/>
-              </w:rPr>
-              <w:t>2</w:t>
-            </w:r>
-            <w:r>
-              <w:rPr>
-                <w:rFonts w:asciiTheme="minorHAnsi" w:eastAsiaTheme="minorEastAsia" w:hAnsiTheme="minorHAnsi"/>
-                <w:b w:val="0"/>
-                <w:caps w:val="0"/>
-                <w:color w:val="auto"/>
-                <w:kern w:val="2"/>
-                <w:szCs w:val="24"/>
-                <w:lang w:eastAsia="pt-BR"/>
-                <w14:ligatures w14:val="standardContextual"/>
-              </w:rPr>
-              <w:tab/>
-            </w:r>
-            <w:r>
-              <w:rPr>
-                <w:rStyle w:val="Hyperlink"/>
-              </w:rPr>
-              <w:t>FUNDAMENTAÇÂO e metodologia</w:t>
-            </w:r>
-            <w:r>
-              <w:rPr>
-                <w:webHidden/>
-              </w:rPr>
-              <w:tab/>
-            </w:r>
-            <w:r>
-              <w:rPr>
-                <w:webHidden/>
-              </w:rPr>
-              <w:fldChar w:fldCharType="begin"/>
-            </w:r>
-            <w:r>
-              <w:rPr>
-                <w:webHidden/>
-              </w:rPr>
-              <w:instrText xml:space="preserve"> PAGEREF _Toc229079303 \h </w:instrText>
-            </w:r>
-            <w:r>
-              <w:rPr>
-                <w:webHidden/>
-              </w:rPr>
-            </w:r>
-            <w:r>
-              <w:rPr>
-                <w:webHidden/>
-              </w:rPr>
-              <w:fldChar w:fldCharType="separate"/>
-            </w:r>
-            <w:r>
-              <w:rPr>
-                <w:webHidden/>
-              </w:rPr>
-              <w:t>16</w:t>
+              <w:t>1</w:t>
             </w:r>
             <w:r>
               <w:rPr>
@@ -979,12 +814,12 @@
               <w14:ligatures w14:val="standardContextual"/>
             </w:rPr>
           </w:pPr>
-          <w:hyperlink w:anchor="_Toc229079304" w:history="1">
+          <w:hyperlink w:anchor="_Toc229086475" w:history="1">
             <w:r>
               <w:rPr>
                 <w:rStyle w:val="Hyperlink"/>
               </w:rPr>
-              <w:t>2.1</w:t>
+              <w:t>2</w:t>
             </w:r>
             <w:r>
               <w:rPr>
@@ -1002,7 +837,7 @@
               <w:rPr>
                 <w:rStyle w:val="Hyperlink"/>
               </w:rPr>
-              <w:t>REDE NEURAL MLP</w:t>
+              <w:t>FUNDAMENTAÇÃO TEÓRICA</w:t>
             </w:r>
             <w:r>
               <w:rPr>
@@ -1020,7 +855,7 @@
               <w:rPr>
                 <w:webHidden/>
               </w:rPr>
-              <w:instrText xml:space="preserve"> PAGEREF _Toc229079304 \h </w:instrText>
+              <w:instrText xml:space="preserve"> PAGEREF _Toc229086475 \h </w:instrText>
             </w:r>
             <w:r>
               <w:rPr>
@@ -1037,7 +872,7 @@
               <w:rPr>
                 <w:webHidden/>
               </w:rPr>
-              <w:t>16</w:t>
+              <w:t>2</w:t>
             </w:r>
             <w:r>
               <w:rPr>
@@ -1060,12 +895,12 @@
               <w14:ligatures w14:val="standardContextual"/>
             </w:rPr>
           </w:pPr>
-          <w:hyperlink w:anchor="_Toc229079305" w:history="1">
+          <w:hyperlink w:anchor="_Toc229086476" w:history="1">
             <w:r>
               <w:rPr>
                 <w:rStyle w:val="Hyperlink"/>
               </w:rPr>
-              <w:t>2.2</w:t>
+              <w:t>2.1</w:t>
             </w:r>
             <w:r>
               <w:rPr>
@@ -1083,7 +918,7 @@
               <w:rPr>
                 <w:rStyle w:val="Hyperlink"/>
               </w:rPr>
-              <w:t>PIPELINE DE DADOS</w:t>
+              <w:t>REDE NEURAL MLP</w:t>
             </w:r>
             <w:r>
               <w:rPr>
@@ -1101,7 +936,7 @@
               <w:rPr>
                 <w:webHidden/>
               </w:rPr>
-              <w:instrText xml:space="preserve"> PAGEREF _Toc229079305 \h </w:instrText>
+              <w:instrText xml:space="preserve"> PAGEREF _Toc229086476 \h </w:instrText>
             </w:r>
             <w:r>
               <w:rPr>
@@ -1118,7 +953,7 @@
               <w:rPr>
                 <w:webHidden/>
               </w:rPr>
-              <w:t>17</w:t>
+              <w:t>2</w:t>
             </w:r>
             <w:r>
               <w:rPr>
@@ -1141,21 +976,39 @@
               <w14:ligatures w14:val="standardContextual"/>
             </w:rPr>
           </w:pPr>
-          <w:hyperlink w:anchor="_Toc229079306" w:history="1">
+          <w:hyperlink w:anchor="_Toc229086477" w:history="1">
             <w:r>
               <w:rPr>
                 <w:rStyle w:val="Hyperlink"/>
               </w:rPr>
-              <w:t>CRIAÇÃO DOS MODELOS</w:t>
-            </w:r>
-            <w:r>
-              <w:rPr>
-                <w:webHidden/>
+              <w:t>3</w:t>
+            </w:r>
+            <w:r>
+              <w:rPr>
+                <w:rFonts w:asciiTheme="minorHAnsi" w:eastAsiaTheme="minorEastAsia" w:hAnsiTheme="minorHAnsi"/>
+                <w:b w:val="0"/>
+                <w:color w:val="auto"/>
+                <w:kern w:val="2"/>
+                <w:szCs w:val="24"/>
+                <w:lang w:eastAsia="pt-BR"/>
+                <w14:ligatures w14:val="standardContextual"/>
               </w:rPr>
               <w:tab/>
             </w:r>
             <w:r>
               <w:rPr>
+                <w:rStyle w:val="Hyperlink"/>
+              </w:rPr>
+              <w:t>METODOLOGIA</w:t>
+            </w:r>
+            <w:r>
+              <w:rPr>
+                <w:webHidden/>
+              </w:rPr>
+              <w:tab/>
+            </w:r>
+            <w:r>
+              <w:rPr>
                 <w:webHidden/>
               </w:rPr>
               <w:fldChar w:fldCharType="begin"/>
@@ -1164,7 +1017,7 @@
               <w:rPr>
                 <w:webHidden/>
               </w:rPr>
-              <w:instrText xml:space="preserve"> PAGEREF _Toc229079306 \h </w:instrText>
+              <w:instrText xml:space="preserve"> PAGEREF _Toc229086477 \h </w:instrText>
             </w:r>
             <w:r>
               <w:rPr>
@@ -1181,7 +1034,7 @@
               <w:rPr>
                 <w:webHidden/>
               </w:rPr>
-              <w:t>17</w:t>
+              <w:t>3</w:t>
             </w:r>
             <w:r>
               <w:rPr>
@@ -1193,11 +1046,10 @@
         </w:p>
         <w:p>
           <w:pPr>
-            <w:pStyle w:val="Sumrio1"/>
+            <w:pStyle w:val="Sumrio2"/>
             <w:rPr>
               <w:rFonts w:asciiTheme="minorHAnsi" w:eastAsiaTheme="minorEastAsia" w:hAnsiTheme="minorHAnsi"/>
               <w:b w:val="0"/>
-              <w:caps w:val="0"/>
               <w:color w:val="auto"/>
               <w:kern w:val="2"/>
               <w:szCs w:val="24"/>
@@ -1205,18 +1057,17 @@
               <w14:ligatures w14:val="standardContextual"/>
             </w:rPr>
           </w:pPr>
-          <w:hyperlink w:anchor="_Toc229079307" w:history="1">
+          <w:hyperlink w:anchor="_Toc229086478" w:history="1">
             <w:r>
               <w:rPr>
                 <w:rStyle w:val="Hyperlink"/>
               </w:rPr>
-              <w:t>3</w:t>
+              <w:t>3.1</w:t>
             </w:r>
             <w:r>
               <w:rPr>
                 <w:rFonts w:asciiTheme="minorHAnsi" w:eastAsiaTheme="minorEastAsia" w:hAnsiTheme="minorHAnsi"/>
                 <w:b w:val="0"/>
-                <w:caps w:val="0"/>
                 <w:color w:val="auto"/>
                 <w:kern w:val="2"/>
                 <w:szCs w:val="24"/>
@@ -1229,7 +1080,7 @@
               <w:rPr>
                 <w:rStyle w:val="Hyperlink"/>
               </w:rPr>
-              <w:t>Metodologia</w:t>
+              <w:t>DATASET E PIPELINE DE DADOS</w:t>
             </w:r>
             <w:r>
               <w:rPr>
@@ -1247,7 +1098,7 @@
               <w:rPr>
                 <w:webHidden/>
               </w:rPr>
-              <w:instrText xml:space="preserve"> PAGEREF _Toc229079307 \h </w:instrText>
+              <w:instrText xml:space="preserve"> PAGEREF _Toc229086478 \h </w:instrText>
             </w:r>
             <w:r>
               <w:rPr>
@@ -1264,7 +1115,821 @@
               <w:rPr>
                 <w:webHidden/>
               </w:rPr>
-              <w:t>18</w:t>
+              <w:t>3</w:t>
+            </w:r>
+            <w:r>
+              <w:rPr>
+                <w:webHidden/>
+              </w:rPr>
+              <w:fldChar w:fldCharType="end"/>
+            </w:r>
+          </w:hyperlink>
+        </w:p>
+        <w:p>
+          <w:pPr>
+            <w:pStyle w:val="Sumrio2"/>
+            <w:rPr>
+              <w:rFonts w:asciiTheme="minorHAnsi" w:eastAsiaTheme="minorEastAsia" w:hAnsiTheme="minorHAnsi"/>
+              <w:b w:val="0"/>
+              <w:color w:val="auto"/>
+              <w:kern w:val="2"/>
+              <w:szCs w:val="24"/>
+              <w:lang w:eastAsia="pt-BR"/>
+              <w14:ligatures w14:val="standardContextual"/>
+            </w:rPr>
+          </w:pPr>
+          <w:hyperlink w:anchor="_Toc229086479" w:history="1">
+            <w:r>
+              <w:rPr>
+                <w:rStyle w:val="Hyperlink"/>
+              </w:rPr>
+              <w:t>3.2</w:t>
+            </w:r>
+            <w:r>
+              <w:rPr>
+                <w:rFonts w:asciiTheme="minorHAnsi" w:eastAsiaTheme="minorEastAsia" w:hAnsiTheme="minorHAnsi"/>
+                <w:b w:val="0"/>
+                <w:color w:val="auto"/>
+                <w:kern w:val="2"/>
+                <w:szCs w:val="24"/>
+                <w:lang w:eastAsia="pt-BR"/>
+                <w14:ligatures w14:val="standardContextual"/>
+              </w:rPr>
+              <w:tab/>
+            </w:r>
+            <w:r>
+              <w:rPr>
+                <w:rStyle w:val="Hyperlink"/>
+              </w:rPr>
+              <w:t>CORREÇÃO DA ORIENTAÇÃO</w:t>
+            </w:r>
+            <w:r>
+              <w:rPr>
+                <w:webHidden/>
+              </w:rPr>
+              <w:tab/>
+            </w:r>
+            <w:r>
+              <w:rPr>
+                <w:webHidden/>
+              </w:rPr>
+              <w:fldChar w:fldCharType="begin"/>
+            </w:r>
+            <w:r>
+              <w:rPr>
+                <w:webHidden/>
+              </w:rPr>
+              <w:instrText xml:space="preserve"> PAGEREF _Toc229086479 \h </w:instrText>
+            </w:r>
+            <w:r>
+              <w:rPr>
+                <w:webHidden/>
+              </w:rPr>
+            </w:r>
+            <w:r>
+              <w:rPr>
+                <w:webHidden/>
+              </w:rPr>
+              <w:fldChar w:fldCharType="separate"/>
+            </w:r>
+            <w:r>
+              <w:rPr>
+                <w:webHidden/>
+              </w:rPr>
+              <w:t>3</w:t>
+            </w:r>
+            <w:r>
+              <w:rPr>
+                <w:webHidden/>
+              </w:rPr>
+              <w:fldChar w:fldCharType="end"/>
+            </w:r>
+          </w:hyperlink>
+        </w:p>
+        <w:p>
+          <w:pPr>
+            <w:pStyle w:val="Sumrio2"/>
+            <w:rPr>
+              <w:rFonts w:asciiTheme="minorHAnsi" w:eastAsiaTheme="minorEastAsia" w:hAnsiTheme="minorHAnsi"/>
+              <w:b w:val="0"/>
+              <w:color w:val="auto"/>
+              <w:kern w:val="2"/>
+              <w:szCs w:val="24"/>
+              <w:lang w:eastAsia="pt-BR"/>
+              <w14:ligatures w14:val="standardContextual"/>
+            </w:rPr>
+          </w:pPr>
+          <w:hyperlink w:anchor="_Toc229086480" w:history="1">
+            <w:r>
+              <w:rPr>
+                <w:rStyle w:val="Hyperlink"/>
+                <w:lang w:val="en-US"/>
+              </w:rPr>
+              <w:t>3.3</w:t>
+            </w:r>
+            <w:r>
+              <w:rPr>
+                <w:rFonts w:asciiTheme="minorHAnsi" w:eastAsiaTheme="minorEastAsia" w:hAnsiTheme="minorHAnsi"/>
+                <w:b w:val="0"/>
+                <w:color w:val="auto"/>
+                <w:kern w:val="2"/>
+                <w:szCs w:val="24"/>
+                <w:lang w:eastAsia="pt-BR"/>
+                <w14:ligatures w14:val="standardContextual"/>
+              </w:rPr>
+              <w:tab/>
+            </w:r>
+            <w:r>
+              <w:rPr>
+                <w:rStyle w:val="Hyperlink"/>
+                <w:lang w:val="en-US"/>
+              </w:rPr>
+              <w:t>PIPELINE DE DADOS</w:t>
+            </w:r>
+            <w:r>
+              <w:rPr>
+                <w:webHidden/>
+              </w:rPr>
+              <w:tab/>
+            </w:r>
+            <w:r>
+              <w:rPr>
+                <w:webHidden/>
+              </w:rPr>
+              <w:fldChar w:fldCharType="begin"/>
+            </w:r>
+            <w:r>
+              <w:rPr>
+                <w:webHidden/>
+              </w:rPr>
+              <w:instrText xml:space="preserve"> PAGEREF _Toc229086480 \h </w:instrText>
+            </w:r>
+            <w:r>
+              <w:rPr>
+                <w:webHidden/>
+              </w:rPr>
+            </w:r>
+            <w:r>
+              <w:rPr>
+                <w:webHidden/>
+              </w:rPr>
+              <w:fldChar w:fldCharType="separate"/>
+            </w:r>
+            <w:r>
+              <w:rPr>
+                <w:webHidden/>
+              </w:rPr>
+              <w:t>3</w:t>
+            </w:r>
+            <w:r>
+              <w:rPr>
+                <w:webHidden/>
+              </w:rPr>
+              <w:fldChar w:fldCharType="end"/>
+            </w:r>
+          </w:hyperlink>
+        </w:p>
+        <w:p>
+          <w:pPr>
+            <w:pStyle w:val="Sumrio2"/>
+            <w:rPr>
+              <w:rFonts w:asciiTheme="minorHAnsi" w:eastAsiaTheme="minorEastAsia" w:hAnsiTheme="minorHAnsi"/>
+              <w:b w:val="0"/>
+              <w:color w:val="auto"/>
+              <w:kern w:val="2"/>
+              <w:szCs w:val="24"/>
+              <w:lang w:eastAsia="pt-BR"/>
+              <w14:ligatures w14:val="standardContextual"/>
+            </w:rPr>
+          </w:pPr>
+          <w:hyperlink w:anchor="_Toc229086481" w:history="1">
+            <w:r>
+              <w:rPr>
+                <w:rStyle w:val="Hyperlink"/>
+              </w:rPr>
+              <w:t>3.4</w:t>
+            </w:r>
+            <w:r>
+              <w:rPr>
+                <w:rFonts w:asciiTheme="minorHAnsi" w:eastAsiaTheme="minorEastAsia" w:hAnsiTheme="minorHAnsi"/>
+                <w:b w:val="0"/>
+                <w:color w:val="auto"/>
+                <w:kern w:val="2"/>
+                <w:szCs w:val="24"/>
+                <w:lang w:eastAsia="pt-BR"/>
+                <w14:ligatures w14:val="standardContextual"/>
+              </w:rPr>
+              <w:tab/>
+            </w:r>
+            <w:r>
+              <w:rPr>
+                <w:rStyle w:val="Hyperlink"/>
+              </w:rPr>
+              <w:t>ARQUITETURA DOS MODELOS</w:t>
+            </w:r>
+            <w:r>
+              <w:rPr>
+                <w:webHidden/>
+              </w:rPr>
+              <w:tab/>
+            </w:r>
+            <w:r>
+              <w:rPr>
+                <w:webHidden/>
+              </w:rPr>
+              <w:fldChar w:fldCharType="begin"/>
+            </w:r>
+            <w:r>
+              <w:rPr>
+                <w:webHidden/>
+              </w:rPr>
+              <w:instrText xml:space="preserve"> PAGEREF _Toc229086481 \h </w:instrText>
+            </w:r>
+            <w:r>
+              <w:rPr>
+                <w:webHidden/>
+              </w:rPr>
+            </w:r>
+            <w:r>
+              <w:rPr>
+                <w:webHidden/>
+              </w:rPr>
+              <w:fldChar w:fldCharType="separate"/>
+            </w:r>
+            <w:r>
+              <w:rPr>
+                <w:webHidden/>
+              </w:rPr>
+              <w:t>4</w:t>
+            </w:r>
+            <w:r>
+              <w:rPr>
+                <w:webHidden/>
+              </w:rPr>
+              <w:fldChar w:fldCharType="end"/>
+            </w:r>
+          </w:hyperlink>
+        </w:p>
+        <w:p>
+          <w:pPr>
+            <w:pStyle w:val="Sumrio2"/>
+            <w:rPr>
+              <w:rFonts w:asciiTheme="minorHAnsi" w:eastAsiaTheme="minorEastAsia" w:hAnsiTheme="minorHAnsi"/>
+              <w:b w:val="0"/>
+              <w:color w:val="auto"/>
+              <w:kern w:val="2"/>
+              <w:szCs w:val="24"/>
+              <w:lang w:eastAsia="pt-BR"/>
+              <w14:ligatures w14:val="standardContextual"/>
+            </w:rPr>
+          </w:pPr>
+          <w:hyperlink w:anchor="_Toc229086482" w:history="1">
+            <w:r>
+              <w:rPr>
+                <w:rStyle w:val="Hyperlink"/>
+              </w:rPr>
+              <w:t>3.5</w:t>
+            </w:r>
+            <w:r>
+              <w:rPr>
+                <w:rFonts w:asciiTheme="minorHAnsi" w:eastAsiaTheme="minorEastAsia" w:hAnsiTheme="minorHAnsi"/>
+                <w:b w:val="0"/>
+                <w:color w:val="auto"/>
+                <w:kern w:val="2"/>
+                <w:szCs w:val="24"/>
+                <w:lang w:eastAsia="pt-BR"/>
+                <w14:ligatures w14:val="standardContextual"/>
+              </w:rPr>
+              <w:tab/>
+            </w:r>
+            <w:r>
+              <w:rPr>
+                <w:rStyle w:val="Hyperlink"/>
+              </w:rPr>
+              <w:t>ESTRATÉGIA DE TREINAMENTO</w:t>
+            </w:r>
+            <w:r>
+              <w:rPr>
+                <w:webHidden/>
+              </w:rPr>
+              <w:tab/>
+            </w:r>
+            <w:r>
+              <w:rPr>
+                <w:webHidden/>
+              </w:rPr>
+              <w:fldChar w:fldCharType="begin"/>
+            </w:r>
+            <w:r>
+              <w:rPr>
+                <w:webHidden/>
+              </w:rPr>
+              <w:instrText xml:space="preserve"> PAGEREF _Toc229086482 \h </w:instrText>
+            </w:r>
+            <w:r>
+              <w:rPr>
+                <w:webHidden/>
+              </w:rPr>
+            </w:r>
+            <w:r>
+              <w:rPr>
+                <w:webHidden/>
+              </w:rPr>
+              <w:fldChar w:fldCharType="separate"/>
+            </w:r>
+            <w:r>
+              <w:rPr>
+                <w:webHidden/>
+              </w:rPr>
+              <w:t>4</w:t>
+            </w:r>
+            <w:r>
+              <w:rPr>
+                <w:webHidden/>
+              </w:rPr>
+              <w:fldChar w:fldCharType="end"/>
+            </w:r>
+          </w:hyperlink>
+        </w:p>
+        <w:p>
+          <w:pPr>
+            <w:pStyle w:val="Sumrio2"/>
+            <w:rPr>
+              <w:rFonts w:asciiTheme="minorHAnsi" w:eastAsiaTheme="minorEastAsia" w:hAnsiTheme="minorHAnsi"/>
+              <w:b w:val="0"/>
+              <w:color w:val="auto"/>
+              <w:kern w:val="2"/>
+              <w:szCs w:val="24"/>
+              <w:lang w:eastAsia="pt-BR"/>
+              <w14:ligatures w14:val="standardContextual"/>
+            </w:rPr>
+          </w:pPr>
+          <w:hyperlink w:anchor="_Toc229086486" w:history="1">
+            <w:r>
+              <w:rPr>
+                <w:rStyle w:val="Hyperlink"/>
+              </w:rPr>
+              <w:t>4</w:t>
+            </w:r>
+            <w:r>
+              <w:rPr>
+                <w:rFonts w:asciiTheme="minorHAnsi" w:eastAsiaTheme="minorEastAsia" w:hAnsiTheme="minorHAnsi"/>
+                <w:b w:val="0"/>
+                <w:color w:val="auto"/>
+                <w:kern w:val="2"/>
+                <w:szCs w:val="24"/>
+                <w:lang w:eastAsia="pt-BR"/>
+                <w14:ligatures w14:val="standardContextual"/>
+              </w:rPr>
+              <w:tab/>
+            </w:r>
+            <w:r>
+              <w:rPr>
+                <w:rStyle w:val="Hyperlink"/>
+              </w:rPr>
+              <w:t>RESULTADOS E DISCUSSÃO</w:t>
+            </w:r>
+            <w:r>
+              <w:rPr>
+                <w:webHidden/>
+              </w:rPr>
+              <w:tab/>
+            </w:r>
+            <w:r>
+              <w:rPr>
+                <w:webHidden/>
+              </w:rPr>
+              <w:fldChar w:fldCharType="begin"/>
+            </w:r>
+            <w:r>
+              <w:rPr>
+                <w:webHidden/>
+              </w:rPr>
+              <w:instrText xml:space="preserve"> PAGEREF _Toc229086486 \h </w:instrText>
+            </w:r>
+            <w:r>
+              <w:rPr>
+                <w:webHidden/>
+              </w:rPr>
+            </w:r>
+            <w:r>
+              <w:rPr>
+                <w:webHidden/>
+              </w:rPr>
+              <w:fldChar w:fldCharType="separate"/>
+            </w:r>
+            <w:r>
+              <w:rPr>
+                <w:webHidden/>
+              </w:rPr>
+              <w:t>5</w:t>
+            </w:r>
+            <w:r>
+              <w:rPr>
+                <w:webHidden/>
+              </w:rPr>
+              <w:fldChar w:fldCharType="end"/>
+            </w:r>
+          </w:hyperlink>
+        </w:p>
+        <w:p>
+          <w:pPr>
+            <w:pStyle w:val="Sumrio2"/>
+            <w:rPr>
+              <w:rFonts w:asciiTheme="minorHAnsi" w:eastAsiaTheme="minorEastAsia" w:hAnsiTheme="minorHAnsi"/>
+              <w:b w:val="0"/>
+              <w:color w:val="auto"/>
+              <w:kern w:val="2"/>
+              <w:szCs w:val="24"/>
+              <w:lang w:eastAsia="pt-BR"/>
+              <w14:ligatures w14:val="standardContextual"/>
+            </w:rPr>
+          </w:pPr>
+          <w:hyperlink w:anchor="_Toc229086487" w:history="1">
+            <w:r>
+              <w:rPr>
+                <w:rStyle w:val="Hyperlink"/>
+              </w:rPr>
+              <w:t>4.1</w:t>
+            </w:r>
+            <w:r>
+              <w:rPr>
+                <w:rFonts w:asciiTheme="minorHAnsi" w:eastAsiaTheme="minorEastAsia" w:hAnsiTheme="minorHAnsi"/>
+                <w:b w:val="0"/>
+                <w:color w:val="auto"/>
+                <w:kern w:val="2"/>
+                <w:szCs w:val="24"/>
+                <w:lang w:eastAsia="pt-BR"/>
+                <w14:ligatures w14:val="standardContextual"/>
+              </w:rPr>
+              <w:tab/>
+            </w:r>
+            <w:r>
+              <w:rPr>
+                <w:rStyle w:val="Hyperlink"/>
+              </w:rPr>
+              <w:t>COMPARAÇÃO DOS MODELOS</w:t>
+            </w:r>
+            <w:r>
+              <w:rPr>
+                <w:webHidden/>
+              </w:rPr>
+              <w:tab/>
+            </w:r>
+            <w:r>
+              <w:rPr>
+                <w:webHidden/>
+              </w:rPr>
+              <w:fldChar w:fldCharType="begin"/>
+            </w:r>
+            <w:r>
+              <w:rPr>
+                <w:webHidden/>
+              </w:rPr>
+              <w:instrText xml:space="preserve"> PAGEREF _Toc229086487 \h </w:instrText>
+            </w:r>
+            <w:r>
+              <w:rPr>
+                <w:webHidden/>
+              </w:rPr>
+            </w:r>
+            <w:r>
+              <w:rPr>
+                <w:webHidden/>
+              </w:rPr>
+              <w:fldChar w:fldCharType="separate"/>
+            </w:r>
+            <w:r>
+              <w:rPr>
+                <w:webHidden/>
+              </w:rPr>
+              <w:t>5</w:t>
+            </w:r>
+            <w:r>
+              <w:rPr>
+                <w:webHidden/>
+              </w:rPr>
+              <w:fldChar w:fldCharType="end"/>
+            </w:r>
+          </w:hyperlink>
+        </w:p>
+        <w:p>
+          <w:pPr>
+            <w:pStyle w:val="Sumrio2"/>
+            <w:rPr>
+              <w:rFonts w:asciiTheme="minorHAnsi" w:eastAsiaTheme="minorEastAsia" w:hAnsiTheme="minorHAnsi"/>
+              <w:b w:val="0"/>
+              <w:color w:val="auto"/>
+              <w:kern w:val="2"/>
+              <w:szCs w:val="24"/>
+              <w:lang w:eastAsia="pt-BR"/>
+              <w14:ligatures w14:val="standardContextual"/>
+            </w:rPr>
+          </w:pPr>
+          <w:hyperlink w:anchor="_Toc229086488" w:history="1">
+            <w:r>
+              <w:rPr>
+                <w:rStyle w:val="Hyperlink"/>
+              </w:rPr>
+              <w:t>4.2</w:t>
+            </w:r>
+            <w:r>
+              <w:rPr>
+                <w:rFonts w:asciiTheme="minorHAnsi" w:eastAsiaTheme="minorEastAsia" w:hAnsiTheme="minorHAnsi"/>
+                <w:b w:val="0"/>
+                <w:color w:val="auto"/>
+                <w:kern w:val="2"/>
+                <w:szCs w:val="24"/>
+                <w:lang w:eastAsia="pt-BR"/>
+                <w14:ligatures w14:val="standardContextual"/>
+              </w:rPr>
+              <w:tab/>
+            </w:r>
+            <w:r>
+              <w:rPr>
+                <w:rStyle w:val="Hyperlink"/>
+              </w:rPr>
+              <w:t>ANÁLISE DE ERROS</w:t>
+            </w:r>
+            <w:r>
+              <w:rPr>
+                <w:webHidden/>
+              </w:rPr>
+              <w:tab/>
+            </w:r>
+            <w:r>
+              <w:rPr>
+                <w:webHidden/>
+              </w:rPr>
+              <w:fldChar w:fldCharType="begin"/>
+            </w:r>
+            <w:r>
+              <w:rPr>
+                <w:webHidden/>
+              </w:rPr>
+              <w:instrText xml:space="preserve"> PAGEREF _Toc229086488 \h </w:instrText>
+            </w:r>
+            <w:r>
+              <w:rPr>
+                <w:webHidden/>
+              </w:rPr>
+            </w:r>
+            <w:r>
+              <w:rPr>
+                <w:webHidden/>
+              </w:rPr>
+              <w:fldChar w:fldCharType="separate"/>
+            </w:r>
+            <w:r>
+              <w:rPr>
+                <w:webHidden/>
+              </w:rPr>
+              <w:t>6</w:t>
+            </w:r>
+            <w:r>
+              <w:rPr>
+                <w:webHidden/>
+              </w:rPr>
+              <w:fldChar w:fldCharType="end"/>
+            </w:r>
+          </w:hyperlink>
+        </w:p>
+        <w:p>
+          <w:pPr>
+            <w:pStyle w:val="Sumrio2"/>
+            <w:rPr>
+              <w:rFonts w:asciiTheme="minorHAnsi" w:eastAsiaTheme="minorEastAsia" w:hAnsiTheme="minorHAnsi"/>
+              <w:b w:val="0"/>
+              <w:color w:val="auto"/>
+              <w:kern w:val="2"/>
+              <w:szCs w:val="24"/>
+              <w:lang w:eastAsia="pt-BR"/>
+              <w14:ligatures w14:val="standardContextual"/>
+            </w:rPr>
+          </w:pPr>
+          <w:hyperlink w:anchor="_Toc229086489" w:history="1">
+            <w:r>
+              <w:rPr>
+                <w:rStyle w:val="Hyperlink"/>
+                <w:lang w:val="en-US"/>
+              </w:rPr>
+              <w:t>4.3</w:t>
+            </w:r>
+            <w:r>
+              <w:rPr>
+                <w:rFonts w:asciiTheme="minorHAnsi" w:eastAsiaTheme="minorEastAsia" w:hAnsiTheme="minorHAnsi"/>
+                <w:b w:val="0"/>
+                <w:color w:val="auto"/>
+                <w:kern w:val="2"/>
+                <w:szCs w:val="24"/>
+                <w:lang w:eastAsia="pt-BR"/>
+                <w14:ligatures w14:val="standardContextual"/>
+              </w:rPr>
+              <w:tab/>
+            </w:r>
+            <w:r>
+              <w:rPr>
+                <w:rStyle w:val="Hyperlink"/>
+                <w:lang w:val="en-US"/>
+              </w:rPr>
+              <w:t>ENSEMBLE E TTA (TEST-TIME AUGMENTATION)</w:t>
+            </w:r>
+            <w:r>
+              <w:rPr>
+                <w:webHidden/>
+              </w:rPr>
+              <w:tab/>
+            </w:r>
+            <w:r>
+              <w:rPr>
+                <w:webHidden/>
+              </w:rPr>
+              <w:fldChar w:fldCharType="begin"/>
+            </w:r>
+            <w:r>
+              <w:rPr>
+                <w:webHidden/>
+              </w:rPr>
+              <w:instrText xml:space="preserve"> PAGEREF _Toc229086489 \h </w:instrText>
+            </w:r>
+            <w:r>
+              <w:rPr>
+                <w:webHidden/>
+              </w:rPr>
+            </w:r>
+            <w:r>
+              <w:rPr>
+                <w:webHidden/>
+              </w:rPr>
+              <w:fldChar w:fldCharType="separate"/>
+            </w:r>
+            <w:r>
+              <w:rPr>
+                <w:webHidden/>
+              </w:rPr>
+              <w:t>6</w:t>
+            </w:r>
+            <w:r>
+              <w:rPr>
+                <w:webHidden/>
+              </w:rPr>
+              <w:fldChar w:fldCharType="end"/>
+            </w:r>
+          </w:hyperlink>
+        </w:p>
+        <w:p>
+          <w:pPr>
+            <w:pStyle w:val="Sumrio2"/>
+            <w:rPr>
+              <w:rFonts w:asciiTheme="minorHAnsi" w:eastAsiaTheme="minorEastAsia" w:hAnsiTheme="minorHAnsi"/>
+              <w:b w:val="0"/>
+              <w:color w:val="auto"/>
+              <w:kern w:val="2"/>
+              <w:szCs w:val="24"/>
+              <w:lang w:eastAsia="pt-BR"/>
+              <w14:ligatures w14:val="standardContextual"/>
+            </w:rPr>
+          </w:pPr>
+          <w:hyperlink w:anchor="_Toc229086490" w:history="1">
+            <w:r>
+              <w:rPr>
+                <w:rStyle w:val="Hyperlink"/>
+              </w:rPr>
+              <w:t>5</w:t>
+            </w:r>
+            <w:r>
+              <w:rPr>
+                <w:rFonts w:asciiTheme="minorHAnsi" w:eastAsiaTheme="minorEastAsia" w:hAnsiTheme="minorHAnsi"/>
+                <w:b w:val="0"/>
+                <w:color w:val="auto"/>
+                <w:kern w:val="2"/>
+                <w:szCs w:val="24"/>
+                <w:lang w:eastAsia="pt-BR"/>
+                <w14:ligatures w14:val="standardContextual"/>
+              </w:rPr>
+              <w:tab/>
+            </w:r>
+            <w:r>
+              <w:rPr>
+                <w:rStyle w:val="Hyperlink"/>
+              </w:rPr>
+              <w:t>APLICAÇÃO NO STREAMLIT</w:t>
+            </w:r>
+            <w:r>
+              <w:rPr>
+                <w:webHidden/>
+              </w:rPr>
+              <w:tab/>
+            </w:r>
+            <w:r>
+              <w:rPr>
+                <w:webHidden/>
+              </w:rPr>
+              <w:fldChar w:fldCharType="begin"/>
+            </w:r>
+            <w:r>
+              <w:rPr>
+                <w:webHidden/>
+              </w:rPr>
+              <w:instrText xml:space="preserve"> PAGEREF _Toc229086490 \h </w:instrText>
+            </w:r>
+            <w:r>
+              <w:rPr>
+                <w:webHidden/>
+              </w:rPr>
+            </w:r>
+            <w:r>
+              <w:rPr>
+                <w:webHidden/>
+              </w:rPr>
+              <w:fldChar w:fldCharType="separate"/>
+            </w:r>
+            <w:r>
+              <w:rPr>
+                <w:webHidden/>
+              </w:rPr>
+              <w:t>7</w:t>
+            </w:r>
+            <w:r>
+              <w:rPr>
+                <w:webHidden/>
+              </w:rPr>
+              <w:fldChar w:fldCharType="end"/>
+            </w:r>
+          </w:hyperlink>
+        </w:p>
+        <w:p>
+          <w:pPr>
+            <w:pStyle w:val="Sumrio2"/>
+            <w:rPr>
+              <w:rFonts w:asciiTheme="minorHAnsi" w:eastAsiaTheme="minorEastAsia" w:hAnsiTheme="minorHAnsi"/>
+              <w:b w:val="0"/>
+              <w:color w:val="auto"/>
+              <w:kern w:val="2"/>
+              <w:szCs w:val="24"/>
+              <w:lang w:eastAsia="pt-BR"/>
+              <w14:ligatures w14:val="standardContextual"/>
+            </w:rPr>
+          </w:pPr>
+          <w:hyperlink w:anchor="_Toc229086491" w:history="1">
+            <w:r>
+              <w:rPr>
+                <w:rStyle w:val="Hyperlink"/>
+              </w:rPr>
+              <w:t>6</w:t>
+            </w:r>
+            <w:r>
+              <w:rPr>
+                <w:rFonts w:asciiTheme="minorHAnsi" w:eastAsiaTheme="minorEastAsia" w:hAnsiTheme="minorHAnsi"/>
+                <w:b w:val="0"/>
+                <w:color w:val="auto"/>
+                <w:kern w:val="2"/>
+                <w:szCs w:val="24"/>
+                <w:lang w:eastAsia="pt-BR"/>
+                <w14:ligatures w14:val="standardContextual"/>
+              </w:rPr>
+              <w:tab/>
+            </w:r>
+            <w:r>
+              <w:rPr>
+                <w:rStyle w:val="Hyperlink"/>
+              </w:rPr>
+              <w:t>CONCLUSÕES</w:t>
+            </w:r>
+            <w:r>
+              <w:rPr>
+                <w:webHidden/>
+              </w:rPr>
+              <w:tab/>
+            </w:r>
+            <w:r>
+              <w:rPr>
+                <w:webHidden/>
+              </w:rPr>
+              <w:fldChar w:fldCharType="begin"/>
+            </w:r>
+            <w:r>
+              <w:rPr>
+                <w:webHidden/>
+              </w:rPr>
+              <w:instrText xml:space="preserve"> PAGEREF _Toc229086491 \h </w:instrText>
+            </w:r>
+            <w:r>
+              <w:rPr>
+                <w:webHidden/>
+              </w:rPr>
+            </w:r>
+            <w:r>
+              <w:rPr>
+                <w:webHidden/>
+              </w:rPr>
+              <w:fldChar w:fldCharType="separate"/>
+            </w:r>
+            <w:r>
+              <w:rPr>
+                <w:webHidden/>
+              </w:rPr>
+              <w:t>8</w:t>
             </w:r>
             <w:r>
               <w:rPr>
@@ -1292,7 +1957,7 @@
               <w14:ligatures w14:val="standardContextual"/>
             </w:rPr>
           </w:pPr>
-          <w:hyperlink w:anchor="_Toc229079308" w:history="1">
+          <w:hyperlink w:anchor="_Toc229086492" w:history="1">
             <w:r>
               <w:rPr>
                 <w:rStyle w:val="Hyperlink"/>
@@ -1319,7 +1984,7 @@
                 <w:noProof/>
                 <w:webHidden/>
               </w:rPr>
-              <w:instrText xml:space="preserve"> PAGEREF _Toc229079308 \h </w:instrText>
+              <w:instrText xml:space="preserve"> PAGEREF _Toc229086492 \h </w:instrText>
             </w:r>
             <w:r>
               <w:rPr>
@@ -1339,311 +2004,7 @@
                 <w:noProof/>
                 <w:webHidden/>
               </w:rPr>
-              <w:t>19</w:t>
-            </w:r>
-            <w:r>
-              <w:rPr>
-                <w:noProof/>
-                <w:webHidden/>
-              </w:rPr>
-              <w:fldChar w:fldCharType="end"/>
-            </w:r>
-          </w:hyperlink>
-        </w:p>
-        <w:p>
-          <w:pPr>
-            <w:pStyle w:val="Sumrio6"/>
-            <w:tabs>
-              <w:tab w:val="right" w:leader="dot" w:pos="9061"/>
-            </w:tabs>
-            <w:rPr>
-              <w:rFonts w:asciiTheme="minorHAnsi" w:eastAsiaTheme="minorEastAsia" w:hAnsiTheme="minorHAnsi"/>
-              <w:b w:val="0"/>
-              <w:caps w:val="0"/>
-              <w:noProof/>
-              <w:color w:val="auto"/>
-              <w:kern w:val="2"/>
-              <w:szCs w:val="24"/>
-              <w:lang w:eastAsia="pt-BR"/>
-              <w14:ligatures w14:val="standardContextual"/>
-            </w:rPr>
-          </w:pPr>
-          <w:hyperlink w:anchor="_Toc229079309" w:history="1">
-            <w:r>
-              <w:rPr>
-                <w:rStyle w:val="Hyperlink"/>
-                <w:noProof/>
-              </w:rPr>
-              <w:t>glossário</w:t>
-            </w:r>
-            <w:r>
-              <w:rPr>
-                <w:noProof/>
-                <w:webHidden/>
-              </w:rPr>
-              <w:tab/>
-            </w:r>
-            <w:r>
-              <w:rPr>
-                <w:noProof/>
-                <w:webHidden/>
-              </w:rPr>
-              <w:fldChar w:fldCharType="begin"/>
-            </w:r>
-            <w:r>
-              <w:rPr>
-                <w:noProof/>
-                <w:webHidden/>
-              </w:rPr>
-              <w:instrText xml:space="preserve"> PAGEREF _Toc229079309 \h </w:instrText>
-            </w:r>
-            <w:r>
-              <w:rPr>
-                <w:noProof/>
-                <w:webHidden/>
-              </w:rPr>
-            </w:r>
-            <w:r>
-              <w:rPr>
-                <w:noProof/>
-                <w:webHidden/>
-              </w:rPr>
-              <w:fldChar w:fldCharType="separate"/>
-            </w:r>
-            <w:r>
-              <w:rPr>
-                <w:noProof/>
-                <w:webHidden/>
-              </w:rPr>
-              <w:t>20</w:t>
-            </w:r>
-            <w:r>
-              <w:rPr>
-                <w:noProof/>
-                <w:webHidden/>
-              </w:rPr>
-              <w:fldChar w:fldCharType="end"/>
-            </w:r>
-          </w:hyperlink>
-        </w:p>
-        <w:p>
-          <w:pPr>
-            <w:pStyle w:val="Sumrio6"/>
-            <w:tabs>
-              <w:tab w:val="right" w:leader="dot" w:pos="9061"/>
-            </w:tabs>
-            <w:rPr>
-              <w:rFonts w:asciiTheme="minorHAnsi" w:eastAsiaTheme="minorEastAsia" w:hAnsiTheme="minorHAnsi"/>
-              <w:b w:val="0"/>
-              <w:caps w:val="0"/>
-              <w:noProof/>
-              <w:color w:val="auto"/>
-              <w:kern w:val="2"/>
-              <w:szCs w:val="24"/>
-              <w:lang w:eastAsia="pt-BR"/>
-              <w14:ligatures w14:val="standardContextual"/>
-            </w:rPr>
-          </w:pPr>
-          <w:hyperlink w:anchor="_Toc229079310" w:history="1">
-            <w:r>
-              <w:rPr>
-                <w:rStyle w:val="Hyperlink"/>
-                <w:noProof/>
-              </w:rPr>
-              <w:t>Apêndice A – título</w:t>
-            </w:r>
-            <w:r>
-              <w:rPr>
-                <w:noProof/>
-                <w:webHidden/>
-              </w:rPr>
-              <w:tab/>
-            </w:r>
-            <w:r>
-              <w:rPr>
-                <w:noProof/>
-                <w:webHidden/>
-              </w:rPr>
-              <w:fldChar w:fldCharType="begin"/>
-            </w:r>
-            <w:r>
-              <w:rPr>
-                <w:noProof/>
-                <w:webHidden/>
-              </w:rPr>
-              <w:instrText xml:space="preserve"> PAGEREF _Toc229079310 \h </w:instrText>
-            </w:r>
-            <w:r>
-              <w:rPr>
-                <w:noProof/>
-                <w:webHidden/>
-              </w:rPr>
-            </w:r>
-            <w:r>
-              <w:rPr>
-                <w:noProof/>
-                <w:webHidden/>
-              </w:rPr>
-              <w:fldChar w:fldCharType="separate"/>
-            </w:r>
-            <w:r>
-              <w:rPr>
-                <w:noProof/>
-                <w:webHidden/>
-              </w:rPr>
-              <w:t>21</w:t>
-            </w:r>
-            <w:r>
-              <w:rPr>
-                <w:noProof/>
-                <w:webHidden/>
-              </w:rPr>
-              <w:fldChar w:fldCharType="end"/>
-            </w:r>
-          </w:hyperlink>
-        </w:p>
-        <w:p>
-          <w:pPr>
-            <w:pStyle w:val="Sumrio6"/>
-            <w:tabs>
-              <w:tab w:val="right" w:leader="dot" w:pos="9061"/>
-            </w:tabs>
-            <w:rPr>
-              <w:rFonts w:asciiTheme="minorHAnsi" w:eastAsiaTheme="minorEastAsia" w:hAnsiTheme="minorHAnsi"/>
-              <w:b w:val="0"/>
-              <w:caps w:val="0"/>
-              <w:noProof/>
-              <w:color w:val="auto"/>
-              <w:kern w:val="2"/>
-              <w:szCs w:val="24"/>
-              <w:lang w:eastAsia="pt-BR"/>
-              <w14:ligatures w14:val="standardContextual"/>
-            </w:rPr>
-          </w:pPr>
-          <w:hyperlink w:anchor="_Toc229079311" w:history="1">
-            <w:r>
-              <w:rPr>
-                <w:rStyle w:val="Hyperlink"/>
-                <w:noProof/>
-              </w:rPr>
-              <w:t>Anexo a – título</w:t>
-            </w:r>
-            <w:r>
-              <w:rPr>
-                <w:noProof/>
-                <w:webHidden/>
-              </w:rPr>
-              <w:tab/>
-            </w:r>
-            <w:r>
-              <w:rPr>
-                <w:noProof/>
-                <w:webHidden/>
-              </w:rPr>
-              <w:fldChar w:fldCharType="begin"/>
-            </w:r>
-            <w:r>
-              <w:rPr>
-                <w:noProof/>
-                <w:webHidden/>
-              </w:rPr>
-              <w:instrText xml:space="preserve"> PAGEREF _Toc229079311 \h </w:instrText>
-            </w:r>
-            <w:r>
-              <w:rPr>
-                <w:noProof/>
-                <w:webHidden/>
-              </w:rPr>
-            </w:r>
-            <w:r>
-              <w:rPr>
-                <w:noProof/>
-                <w:webHidden/>
-              </w:rPr>
-              <w:fldChar w:fldCharType="separate"/>
-            </w:r>
-            <w:r>
-              <w:rPr>
-                <w:noProof/>
-                <w:webHidden/>
-              </w:rPr>
-              <w:t>22</w:t>
-            </w:r>
-            <w:r>
-              <w:rPr>
-                <w:noProof/>
-                <w:webHidden/>
-              </w:rPr>
-              <w:fldChar w:fldCharType="end"/>
-            </w:r>
-          </w:hyperlink>
-        </w:p>
-        <w:p>
-          <w:pPr>
-            <w:pStyle w:val="Sumrio6"/>
-            <w:tabs>
-              <w:tab w:val="right" w:leader="dot" w:pos="9061"/>
-            </w:tabs>
-            <w:rPr>
-              <w:rFonts w:asciiTheme="minorHAnsi" w:eastAsiaTheme="minorEastAsia" w:hAnsiTheme="minorHAnsi"/>
-              <w:b w:val="0"/>
-              <w:caps w:val="0"/>
-              <w:noProof/>
-              <w:color w:val="auto"/>
-              <w:kern w:val="2"/>
-              <w:szCs w:val="24"/>
-              <w:lang w:eastAsia="pt-BR"/>
-              <w14:ligatures w14:val="standardContextual"/>
-            </w:rPr>
-          </w:pPr>
-          <w:hyperlink w:anchor="_Toc229079312" w:history="1">
-            <w:r>
-              <w:rPr>
-                <w:rStyle w:val="Hyperlink"/>
-                <w:noProof/>
-              </w:rPr>
-              <w:t>índice</w:t>
-            </w:r>
-            <w:r>
-              <w:rPr>
-                <w:noProof/>
-                <w:webHidden/>
-              </w:rPr>
-              <w:tab/>
-            </w:r>
-            <w:r>
-              <w:rPr>
-                <w:noProof/>
-                <w:webHidden/>
-              </w:rPr>
-              <w:fldChar w:fldCharType="begin"/>
-            </w:r>
-            <w:r>
-              <w:rPr>
-                <w:noProof/>
-                <w:webHidden/>
-              </w:rPr>
-              <w:instrText xml:space="preserve"> PAGEREF _Toc229079312 \h </w:instrText>
-            </w:r>
-            <w:r>
-              <w:rPr>
-                <w:noProof/>
-                <w:webHidden/>
-              </w:rPr>
-            </w:r>
-            <w:r>
-              <w:rPr>
-                <w:noProof/>
-                <w:webHidden/>
-              </w:rPr>
-              <w:fldChar w:fldCharType="separate"/>
-            </w:r>
-            <w:r>
-              <w:rPr>
-                <w:noProof/>
-                <w:webHidden/>
-              </w:rPr>
-              <w:t>23</w:t>
+              <w:t>9</w:t>
             </w:r>
             <w:r>
               <w:rPr>
@@ -1715,7 +2076,6 @@
         </w:rPr>
         <w:sectPr>
           <w:headerReference w:type="default" r:id="rId12"/>
-          <w:footerReference w:type="default" r:id="rId13"/>
           <w:pgSz w:w="11906" w:h="16838"/>
           <w:pgMar w:top="1701" w:right="1134" w:bottom="1134" w:left="1701" w:header="709" w:footer="709" w:gutter="0"/>
           <w:cols w:space="708"/>
@@ -1727,7 +2087,7 @@
       <w:pPr>
         <w:pStyle w:val="Ttulo2"/>
       </w:pPr>
-      <w:bookmarkStart w:id="1" w:name="_Toc229079302"/>
+      <w:bookmarkStart w:id="1" w:name="_Toc229086474"/>
       <w:bookmarkEnd w:id="0"/>
       <w:r>
         <w:lastRenderedPageBreak/>
@@ -1738,147 +2098,87 @@
     <w:p/>
     <w:p>
       <w:r>
-        <w:t>O trabalho desenvolvido aborda o problema da classificação de caracteres manuscritos alfanuméricos utilizando principalmente a arquitetura MLP (</w:t>
-      </w:r>
-      <w:proofErr w:type="spellStart"/>
-      <w:r>
-        <w:t>Multi-Layer</w:t>
-      </w:r>
-      <w:proofErr w:type="spellEnd"/>
+        <w:t xml:space="preserve">O trabalho desenvolvido aborda o problema da classificação de caracteres manuscritos alfanuméricos utilizando principalmente a arquitetura MLP (Multi-Layer Perceptron), modelo esse que foi abordado e testado em sala de aula. </w:t>
+      </w:r>
+    </w:p>
+    <w:p>
+      <w:r>
+        <w:t>O objetivo é implementar o pipeline completo de deep learning (arquitetura, treinamento, persistência e deploy em Streamlit) e obter um resultado de classificação satisfatório no dataset escolhido</w:t>
+      </w:r>
+      <w:r>
+        <w:t>.</w:t>
+      </w:r>
+    </w:p>
+    <w:p>
+      <w:r>
+        <w:t>O dataset escolhido foi o EMNIST Balanced, uma variação do MNIST que adiciona letras maiúsculas e minúsculas. Entre as variantes disponíveis (byclass, bymerge, letters, mnist), a balanced foi escolhida por oferecer 47 classes com o mesmo número de exemplos, evitando desbalanceamento, e por representar um desafio maior do que o MNIST tradiciona</w:t>
+      </w:r>
+      <w:r>
+        <w:t>l</w:t>
+      </w:r>
+      <w:r>
+        <w:t>, sendo uma escolha pessoal</w:t>
+      </w:r>
+      <w:r>
+        <w:t>.</w:t>
+      </w:r>
+    </w:p>
+    <w:p/>
+    <w:p/>
+    <w:p/>
+    <w:p/>
+    <w:p/>
+    <w:p/>
+    <w:p/>
+    <w:p/>
+    <w:p/>
+    <w:p/>
+    <w:p/>
+    <w:p/>
+    <w:p/>
+    <w:p/>
+    <w:p/>
+    <w:p/>
+    <w:p/>
+    <w:p/>
+    <w:p/>
+    <w:p>
+      <w:pPr>
+        <w:pStyle w:val="Ttulo2"/>
+      </w:pPr>
+      <w:bookmarkStart w:id="2" w:name="_Toc229086475"/>
+      <w:r>
+        <w:lastRenderedPageBreak/>
+        <w:t>FUNDAMENTAÇ</w:t>
+      </w:r>
+      <w:r>
+        <w:t>Ã</w:t>
+      </w:r>
+      <w:r>
+        <w:t>O</w:t>
+      </w:r>
       <w:r>
         <w:t xml:space="preserve"> </w:t>
       </w:r>
-      <w:proofErr w:type="spellStart"/>
-      <w:r>
-        <w:t>Perceptron</w:t>
-      </w:r>
-      <w:proofErr w:type="spellEnd"/>
-      <w:r>
-        <w:t xml:space="preserve">), modelo esse que foi abordado e testado em sala de aula. </w:t>
-      </w:r>
-    </w:p>
-    <w:p>
-      <w:r>
-        <w:t xml:space="preserve">O objetivo é duplo: cumprir todos os requisitos obrigatórios do trabalho, desde arquitetura MLP com </w:t>
-      </w:r>
-      <w:proofErr w:type="spellStart"/>
-      <w:r>
-        <w:t>BatchNorm</w:t>
-      </w:r>
-      <w:proofErr w:type="spellEnd"/>
-      <w:r>
-        <w:t xml:space="preserve"> e </w:t>
-      </w:r>
-      <w:proofErr w:type="spellStart"/>
-      <w:r>
-        <w:t>Dropout</w:t>
-      </w:r>
-      <w:proofErr w:type="spellEnd"/>
-      <w:r>
-        <w:t>, persistência do arquivo “.pth</w:t>
-      </w:r>
-      <w:r>
-        <w:t>”</w:t>
-      </w:r>
-      <w:r>
-        <w:t xml:space="preserve"> e </w:t>
-      </w:r>
-      <w:proofErr w:type="spellStart"/>
-      <w:r>
-        <w:t>deploy</w:t>
-      </w:r>
-      <w:proofErr w:type="spellEnd"/>
-      <w:r>
-        <w:t xml:space="preserve"> em interface interativa (</w:t>
-      </w:r>
-      <w:proofErr w:type="spellStart"/>
-      <w:r>
-        <w:t>streamlit</w:t>
-      </w:r>
-      <w:proofErr w:type="spellEnd"/>
-      <w:r>
-        <w:t>), além de obter um resultado satisfatório de classificação do modelo final.</w:t>
-      </w:r>
-    </w:p>
-    <w:p>
-      <w:r>
-        <w:t xml:space="preserve">O </w:t>
-      </w:r>
-      <w:proofErr w:type="spellStart"/>
-      <w:r>
-        <w:t>Dataset</w:t>
-      </w:r>
-      <w:proofErr w:type="spellEnd"/>
-      <w:r>
-        <w:t xml:space="preserve"> escolhido foi o EMNIST </w:t>
-      </w:r>
-      <w:proofErr w:type="spellStart"/>
-      <w:r>
-        <w:t>Balanced</w:t>
-      </w:r>
-      <w:proofErr w:type="spellEnd"/>
-      <w:r>
-        <w:t>, uma variação direta do MNIST que adiciona letras maiúsculas e minúsculas. A escolha da variante foi inicialmente pelo desafio maior referente a classificação do modelo, porém, dentre todas as opções (</w:t>
-      </w:r>
-      <w:proofErr w:type="spellStart"/>
-      <w:r>
-        <w:t>byclass</w:t>
-      </w:r>
-      <w:proofErr w:type="spellEnd"/>
-      <w:r>
-        <w:t xml:space="preserve">, </w:t>
-      </w:r>
-      <w:proofErr w:type="spellStart"/>
-      <w:r>
-        <w:t>bymerde</w:t>
-      </w:r>
-      <w:proofErr w:type="spellEnd"/>
-      <w:r>
-        <w:t xml:space="preserve">, </w:t>
-      </w:r>
-      <w:proofErr w:type="spellStart"/>
-      <w:r>
-        <w:t>letters</w:t>
-      </w:r>
-      <w:proofErr w:type="spellEnd"/>
-      <w:r>
-        <w:t xml:space="preserve">, </w:t>
-      </w:r>
-      <w:proofErr w:type="spellStart"/>
-      <w:r>
-        <w:t>mnist</w:t>
-      </w:r>
-      <w:proofErr w:type="spellEnd"/>
-      <w:r>
-        <w:t>) ela tem a mesma quantidade de exemplos em todas as 47 classes, possibilitando o tratamento das classes sem desbalanceamento.</w:t>
-      </w:r>
-    </w:p>
-    <w:p/>
+      <w:r>
+        <w:t>TEÓRICA</w:t>
+      </w:r>
+      <w:bookmarkEnd w:id="2"/>
+    </w:p>
+    <w:p>
+      <w:r>
+        <w:t>Esta seção apresenta os conceitos teóricos que fundamentam a arquitetura do trabalho.</w:t>
+      </w:r>
+    </w:p>
     <w:p>
       <w:pPr>
         <w:pStyle w:val="Ttulo2"/>
-      </w:pPr>
-      <w:bookmarkStart w:id="2" w:name="_Toc229079303"/>
-      <w:r>
-        <w:lastRenderedPageBreak/>
-        <w:t>FUNDAMENTAÇO</w:t>
-      </w:r>
-      <w:r>
-        <w:t xml:space="preserve"> E</w:t>
-      </w:r>
-      <w:r>
-        <w:t xml:space="preserve"> </w:t>
-      </w:r>
-      <w:r>
-        <w:t>METODOLOGIA</w:t>
-      </w:r>
-      <w:bookmarkEnd w:id="2"/>
-    </w:p>
-    <w:p>
-      <w:pPr>
-        <w:pStyle w:val="Ttulo2"/>
-      </w:pPr>
-      <w:bookmarkStart w:id="3" w:name="_Toc229079304"/>
+        <w:numPr>
+          <w:ilvl w:val="1"/>
+          <w:numId w:val="2"/>
+        </w:numPr>
+      </w:pPr>
+      <w:bookmarkStart w:id="3" w:name="_Toc229086476"/>
       <w:r>
         <w:t>REDE NEURAL MLP</w:t>
       </w:r>
@@ -1965,15 +2265,7 @@
                               <w:fldChar w:fldCharType="end"/>
                             </w:r>
                             <w:r>
-                              <w:t xml:space="preserve"> - Estrutura MLP (Imperial GitHub </w:t>
-                            </w:r>
-                            <w:proofErr w:type="spellStart"/>
-                            <w:r>
-                              <w:t>Documentation</w:t>
-                            </w:r>
-                            <w:proofErr w:type="spellEnd"/>
-                            <w:r>
-                              <w:t>)</w:t>
+                              <w:t xml:space="preserve"> - Estrutura MLP (Imperial GitHub Documentation)</w:t>
                             </w:r>
                           </w:p>
                         </w:txbxContent>
@@ -2030,15 +2322,7 @@
                         <w:fldChar w:fldCharType="end"/>
                       </w:r>
                       <w:r>
-                        <w:t xml:space="preserve"> - Estrutura MLP (Imperial GitHub </w:t>
-                      </w:r>
-                      <w:proofErr w:type="spellStart"/>
-                      <w:r>
-                        <w:t>Documentation</w:t>
-                      </w:r>
-                      <w:proofErr w:type="spellEnd"/>
-                      <w:r>
-                        <w:t>)</w:t>
+                        <w:t xml:space="preserve"> - Estrutura MLP (Imperial GitHub Documentation)</w:t>
                       </w:r>
                     </w:p>
                   </w:txbxContent>
@@ -2087,7 +2371,7 @@
                     </pic:cNvPicPr>
                   </pic:nvPicPr>
                   <pic:blipFill>
-                    <a:blip r:embed="rId14">
+                    <a:blip r:embed="rId13">
                       <a:extLst>
                         <a:ext uri="{28A0092B-C50C-407E-A947-70E740481C1C}">
                           <a14:useLocalDpi xmlns:a14="http://schemas.microsoft.com/office/drawing/2010/main" val="0"/>
@@ -2119,29 +2403,8 @@
         </w:drawing>
       </w:r>
       <w:r>
-        <w:t>Uma rede MLP (</w:t>
-      </w:r>
-      <w:proofErr w:type="spellStart"/>
-      <w:r>
-        <w:t>Multi-Layer</w:t>
-      </w:r>
-      <w:proofErr w:type="spellEnd"/>
-      <w:r>
-        <w:t xml:space="preserve"> </w:t>
-      </w:r>
-      <w:proofErr w:type="spellStart"/>
-      <w:r>
-        <w:t>Perceptron</w:t>
-      </w:r>
-      <w:proofErr w:type="spellEnd"/>
-      <w:r>
-        <w:t xml:space="preserve">) é composta por camadas em que cada neurônio de uma camada se conecta a todos os neurônios da camada seguinte, a tornando uma rede totalmente conectada. </w:t>
-      </w:r>
-    </w:p>
-    <w:p>
-      <w:pPr>
-        <w:jc w:val="center"/>
-      </w:pPr>
+        <w:t xml:space="preserve">Uma rede MLP (Multi-Layer Perceptron) é composta por camadas em que cada neurônio de uma camada se conecta a todos os neurônios da camada seguinte, a tornando uma rede totalmente conectada. </w:t>
+      </w:r>
     </w:p>
     <w:bookmarkEnd w:id="4"/>
     <w:p>
@@ -2150,52 +2413,86 @@
       </w:pPr>
       <w:r>
         <w:tab/>
-        <w:t>Em nosso contexto, ele deve operar sobre imagens 28x28, e como o modelo é extremamente sensível a variações devido a sua estrutura, devemos inicialmente achatar a imagem (</w:t>
-      </w:r>
-      <w:proofErr w:type="spellStart"/>
-      <w:r>
-        <w:t>flatten</w:t>
-      </w:r>
-      <w:proofErr w:type="spellEnd"/>
-      <w:r>
-        <w:t>) e garantir que todas tenham a mesma dimensão, esse achatamento transforma a matriz bidimensional em um vetor de 784 posições. O achatamento descarta a informação espacial, fazendo com que a rede aprenda apenas as relações entre os pixels, enquanto modelos mais sofisticados, como as redes convolucionais, conseguem resolver esse problema ao aplicar filtros locais.</w:t>
+        <w:t>Em nosso contexto, el</w:t>
+      </w:r>
+      <w:r>
+        <w:t>a</w:t>
+      </w:r>
+      <w:r>
+        <w:t xml:space="preserve"> deve operar sobre imagens 28x28, e como o modelo é extremamente sensível a variações devido a sua estrutura, </w:t>
+      </w:r>
+      <w:r>
+        <w:t>é necessário</w:t>
+      </w:r>
+      <w:r>
+        <w:t xml:space="preserve"> achatar a imagem (flatten) e garantir que todas tenham a mesma dimensão, esse achatamento transforma a matriz bidimensional em um vetor de 784 posições. O achatamento descarta a informação espacial, fazendo com que a rede aprenda apenas as relações entre os pixels, enquanto modelos mais sofisticados, como as redes convolucionais, conseguem resolver esse problema ao aplicar filtros locais.</w:t>
       </w:r>
     </w:p>
     <w:p>
       <w:pPr>
         <w:pStyle w:val="Ttulo2"/>
       </w:pPr>
-      <w:bookmarkStart w:id="5" w:name="_Toc229079305"/>
+      <w:bookmarkStart w:id="5" w:name="_Toc229086477"/>
       <w:r>
         <w:lastRenderedPageBreak/>
+        <w:t>METODOLOGIA</w:t>
+      </w:r>
+      <w:bookmarkEnd w:id="5"/>
+    </w:p>
+    <w:p>
+      <w:r>
+        <w:t>Descrição do Dataset, Pipeline de dados, arquitetura e treinamento.</w:t>
+      </w:r>
+    </w:p>
+    <w:p/>
+    <w:p>
+      <w:pPr>
+        <w:pStyle w:val="Ttulo2"/>
+        <w:numPr>
+          <w:ilvl w:val="1"/>
+          <w:numId w:val="2"/>
+        </w:numPr>
+      </w:pPr>
+      <w:bookmarkStart w:id="6" w:name="_Toc229086478"/>
+      <w:r>
         <w:t xml:space="preserve">DATASET E </w:t>
       </w:r>
       <w:r>
         <w:t>PIPELINE DE DADOS</w:t>
       </w:r>
-      <w:bookmarkEnd w:id="5"/>
-    </w:p>
-    <w:p>
-      <w:r>
-        <w:t xml:space="preserve">O EMNIST </w:t>
-      </w:r>
-      <w:proofErr w:type="spellStart"/>
-      <w:r>
-        <w:t>Balanced</w:t>
-      </w:r>
-      <w:proofErr w:type="spellEnd"/>
-      <w:r>
-        <w:t xml:space="preserve"> contém 112.800 exemplos de treino e 18.800 de teste, distribuídos de forma balanceada entre as 47 classes, sendo 10 dígitos de 0 a 9 e 37 letras. As letras que têm forma maiúscula idêntica ou extremamente semelhante a sua versão minúscula tiveram sua classe unificada (C com c, e X com x, por exemplo).</w:t>
+      <w:bookmarkEnd w:id="6"/>
+    </w:p>
+    <w:p>
+      <w:r>
+        <w:t>O EMNIST Balanced contém 112.800 exemplos de treino e 18.800 de teste, distribuídos de forma balanceada entre as 47 classes, sendo 10 dígitos de 0 a 9 e 37</w:t>
+      </w:r>
+      <w:r>
+        <w:t xml:space="preserve"> classes de, sendo 26 maiúsculas e 11 minúsculas</w:t>
+      </w:r>
+      <w:r>
+        <w:t xml:space="preserve">. As letras que têm forma maiúscula idêntica ou extremamente semelhante </w:t>
+      </w:r>
+      <w:r>
+        <w:t>à</w:t>
+      </w:r>
+      <w:r>
+        <w:t xml:space="preserve"> sua versão minúscula tiveram sua classe unificada (C com c, e X com x, por exemplo).</w:t>
       </w:r>
     </w:p>
     <w:p/>
     <w:p>
       <w:pPr>
         <w:pStyle w:val="Ttulo2"/>
-      </w:pPr>
+        <w:numPr>
+          <w:ilvl w:val="1"/>
+          <w:numId w:val="2"/>
+        </w:numPr>
+      </w:pPr>
+      <w:bookmarkStart w:id="7" w:name="_Toc229086479"/>
       <w:r>
         <w:t>CORREÇÃO DA ORIENTAÇÃO</w:t>
       </w:r>
+      <w:bookmarkEnd w:id="7"/>
     </w:p>
     <w:p>
       <w:r>
@@ -2276,15 +2573,7 @@
                               <w:fldChar w:fldCharType="end"/>
                             </w:r>
                             <w:r>
-                              <w:t xml:space="preserve"> - Correção da Orientação (Notebook .</w:t>
-                            </w:r>
-                            <w:proofErr w:type="spellStart"/>
-                            <w:r>
-                              <w:t>ipynb</w:t>
-                            </w:r>
-                            <w:proofErr w:type="spellEnd"/>
-                            <w:r>
-                              <w:t>)</w:t>
+                              <w:t xml:space="preserve"> - Correção da Orientação (Notebook .ipynb)</w:t>
                             </w:r>
                           </w:p>
                         </w:txbxContent>
@@ -2336,15 +2625,7 @@
                         <w:fldChar w:fldCharType="end"/>
                       </w:r>
                       <w:r>
-                        <w:t xml:space="preserve"> - Correção da Orientação (Notebook .</w:t>
-                      </w:r>
-                      <w:proofErr w:type="spellStart"/>
-                      <w:r>
-                        <w:t>ipynb</w:t>
-                      </w:r>
-                      <w:proofErr w:type="spellEnd"/>
-                      <w:r>
-                        <w:t>)</w:t>
+                        <w:t xml:space="preserve"> - Correção da Orientação (Notebook .ipynb)</w:t>
                       </w:r>
                     </w:p>
                   </w:txbxContent>
@@ -2388,7 +2669,7 @@
                     <pic:cNvPicPr/>
                   </pic:nvPicPr>
                   <pic:blipFill>
-                    <a:blip r:embed="rId15" cstate="print">
+                    <a:blip r:embed="rId14" cstate="print">
                       <a:extLst>
                         <a:ext uri="{28A0092B-C50C-407E-A947-70E740481C1C}">
                           <a14:useLocalDpi xmlns:a14="http://schemas.microsoft.com/office/drawing/2010/main" val="0"/>
@@ -2415,141 +2696,69 @@
         </w:drawing>
       </w:r>
       <w:r>
-        <w:t xml:space="preserve">Os arquivos do EMNIST disponibilizados pelo NIST e indexados pelo </w:t>
-      </w:r>
-      <w:proofErr w:type="spellStart"/>
-      <w:r>
-        <w:t>torchvision</w:t>
-      </w:r>
-      <w:proofErr w:type="spellEnd"/>
-      <w:r>
-        <w:t xml:space="preserve"> apresentam orientação espelhada em relação ao MNIST tradicional, sem treinamento, as imagens aparecem deitadas, para efeito de treinamento e visualização, reorganizei a posição das imagens do </w:t>
-      </w:r>
-      <w:proofErr w:type="spellStart"/>
-      <w:r>
-        <w:t>dataset</w:t>
-      </w:r>
-      <w:proofErr w:type="spellEnd"/>
-      <w:r>
-        <w:t>.</w:t>
+        <w:t>Os arquivos do EMNIST disponibilizados pelo NIST e indexados pelo torchvision apresentam orientação espelhada em relação ao MNIST tradicional, sem treinamento, as imagens aparecem deitadas, para efeito de treinamento e visualização, reorganizei a posição das imagens do dataset.</w:t>
       </w:r>
     </w:p>
     <w:p>
       <w:pPr>
         <w:pStyle w:val="Ttulo2"/>
+        <w:numPr>
+          <w:ilvl w:val="1"/>
+          <w:numId w:val="2"/>
+        </w:numPr>
         <w:rPr>
           <w:lang w:val="en-US"/>
         </w:rPr>
       </w:pPr>
+      <w:bookmarkStart w:id="8" w:name="_Toc229086480"/>
       <w:r>
         <w:rPr>
           <w:lang w:val="en-US"/>
         </w:rPr>
-        <w:t>TRAIN/TEST SPLIT</w:t>
-      </w:r>
-    </w:p>
-    <w:p>
-      <w:r>
-        <w:t xml:space="preserve">O conjunto </w:t>
-      </w:r>
-      <w:r>
-        <w:t>de treino original foi separado em treino e validação, divididos num split 90/10, com semente (</w:t>
-      </w:r>
-      <w:proofErr w:type="spellStart"/>
-      <w:r>
-        <w:t>seed</w:t>
-      </w:r>
-      <w:proofErr w:type="spellEnd"/>
-      <w:r>
-        <w:t>) fixa (42) para garantir reprodutibilidade, totalizando 101.520 exemplos de treino e 11.280 de validação. O conjunto de teste foi isolado e utilizado apenas no final, após a seleção do checkpoint, a fim de evitar vazamento de informação.</w:t>
-      </w:r>
-    </w:p>
-    <w:p>
-      <w:pPr>
-        <w:ind w:left="576" w:firstLine="0"/>
+        <w:t>PIPELINE DE DADOS</w:t>
+      </w:r>
+      <w:bookmarkEnd w:id="8"/>
+    </w:p>
+    <w:p>
+      <w:r>
+        <w:t xml:space="preserve">As imagens foram carregadas via torchvision.datasets.EMNIST e processadas por uma pipeline de transforms que inclui a correção de orientação, a conversão para tensor (ToTensor) e a normalização (Normalize) com média e desvio-padrão do dataset. Os batches foram fornecidos ao modelo via DataLoader do PyTorch, com </w:t>
+      </w:r>
+      <w:r>
+        <w:t>shuffle = True</w:t>
+      </w:r>
+      <w:r>
+        <w:t xml:space="preserve"> no conjunto de treino.</w:t>
+      </w:r>
+    </w:p>
+    <w:p>
+      <w:pPr>
         <w:rPr>
           <w:b/>
           <w:bCs/>
         </w:rPr>
       </w:pPr>
-    </w:p>
-    <w:p>
-      <w:pPr>
-        <w:ind w:firstLine="0"/>
-        <w:rPr>
-          <w:b/>
-          <w:bCs/>
-        </w:rPr>
-      </w:pPr>
-    </w:p>
-    <w:p>
-      <w:pPr>
-        <w:ind w:firstLine="0"/>
-        <w:rPr>
-          <w:b/>
-          <w:bCs/>
-        </w:rPr>
-      </w:pPr>
-    </w:p>
-    <w:p>
-      <w:pPr>
-        <w:ind w:firstLine="0"/>
-        <w:rPr>
-          <w:b/>
-          <w:bCs/>
-        </w:rPr>
-      </w:pPr>
-    </w:p>
-    <w:p>
-      <w:pPr>
-        <w:ind w:firstLine="0"/>
-        <w:rPr>
-          <w:b/>
-          <w:bCs/>
-        </w:rPr>
-      </w:pPr>
-    </w:p>
-    <w:p>
-      <w:pPr>
-        <w:ind w:firstLine="0"/>
-        <w:rPr>
-          <w:b/>
-          <w:bCs/>
-        </w:rPr>
-      </w:pPr>
-    </w:p>
-    <w:p>
-      <w:pPr>
-        <w:ind w:firstLine="0"/>
-        <w:rPr>
-          <w:b/>
-          <w:bCs/>
-        </w:rPr>
-      </w:pPr>
-    </w:p>
-    <w:p>
-      <w:pPr>
-        <w:ind w:firstLine="0"/>
-        <w:rPr>
-          <w:b/>
-          <w:bCs/>
-        </w:rPr>
-      </w:pPr>
-    </w:p>
-    <w:p>
-      <w:pPr>
-        <w:ind w:firstLine="0"/>
-        <w:rPr>
-          <w:b/>
-          <w:bCs/>
-        </w:rPr>
-      </w:pPr>
+      <w:r>
+        <w:t>O conjunto de treino original foi separado em treino e validação num split 90/10, com semente</w:t>
+      </w:r>
+      <w:r>
+        <w:t xml:space="preserve"> (seed) fixa (42)</w:t>
+      </w:r>
+      <w:r>
+        <w:t xml:space="preserve"> para garantir reprodutibilidade, totalizando 101.520 exemplos de treino e 11.280 de validação. O conjunto de teste foi isolado e utilizado apenas ao final, após a seleção do checkpoint, a fim de evitar vazamento de informação</w:t>
+      </w:r>
+      <w:r>
+        <w:t>.</w:t>
+      </w:r>
     </w:p>
     <w:p>
       <w:pPr>
         <w:pStyle w:val="Ttulo2"/>
-      </w:pPr>
-      <w:bookmarkStart w:id="6" w:name="_Toc229079306"/>
+        <w:numPr>
+          <w:ilvl w:val="1"/>
+          <w:numId w:val="2"/>
+        </w:numPr>
+      </w:pPr>
+      <w:bookmarkStart w:id="9" w:name="_Toc229086481"/>
       <w:r>
         <w:lastRenderedPageBreak/>
         <w:t>ARQUITETURA</w:t>
@@ -2557,7 +2766,7 @@
       <w:r>
         <w:t xml:space="preserve"> DOS MODELOS</w:t>
       </w:r>
-      <w:bookmarkEnd w:id="6"/>
+      <w:bookmarkEnd w:id="9"/>
     </w:p>
     <w:p>
       <w:r>
@@ -2570,39 +2779,25 @@
         <w:t>orm1d após cada camada linear, essa diferença sutil vem com a intenção de testar ambos os modelos, e comparar na prática, o impacto da normalização por batch após cada etapa. Em todas as camadas ocultas eu apliquei</w:t>
       </w:r>
       <w:r>
-        <w:t xml:space="preserve"> o </w:t>
-      </w:r>
-      <w:proofErr w:type="spellStart"/>
-      <w:r>
-        <w:t>ReLU</w:t>
-      </w:r>
-      <w:proofErr w:type="spellEnd"/>
-      <w:r>
-        <w:t xml:space="preserve">, pois além de não saturar os valores positivos, evita problemas de gradiente descendente, problema presente em ativações como </w:t>
-      </w:r>
-      <w:proofErr w:type="spellStart"/>
-      <w:r>
-        <w:t>sigmóide</w:t>
-      </w:r>
-      <w:proofErr w:type="spellEnd"/>
-      <w:r>
-        <w:t xml:space="preserve"> e </w:t>
-      </w:r>
-      <w:proofErr w:type="spellStart"/>
-      <w:r>
-        <w:t>tanh</w:t>
-      </w:r>
-      <w:proofErr w:type="spellEnd"/>
-      <w:r>
-        <w:t xml:space="preserve">. Além disso, foi realizado um </w:t>
-      </w:r>
-      <w:proofErr w:type="spellStart"/>
-      <w:r>
-        <w:t>Dropout</w:t>
-      </w:r>
-      <w:proofErr w:type="spellEnd"/>
-      <w:r>
-        <w:t xml:space="preserve"> gradual, com valor maior (0,3) após a primeira transformação, e menor (0,2) após a segunda, essa ferramenta garante um melhor treinamento da rede, adicionando uma porcentagem x de chance de não ativação do neurônio.</w:t>
+        <w:t xml:space="preserve"> o ReLU, pois além de não saturar os valores positivos, evita problemas de </w:t>
+      </w:r>
+      <w:r>
+        <w:t>desaparecimento do gradiente</w:t>
+      </w:r>
+      <w:r>
+        <w:t xml:space="preserve">, problema presente em ativações como </w:t>
+      </w:r>
+      <w:r>
+        <w:t>sigmoide</w:t>
+      </w:r>
+      <w:r>
+        <w:t xml:space="preserve"> e tanh. </w:t>
+      </w:r>
+      <w:r>
+        <w:t>Também foi utilizado Dropout gradual, com taxa maior (0,3) após a primeira camada oculta e menor (0,2) após a segunda, como estratégia de regularização para reduzir overfitting</w:t>
+      </w:r>
+      <w:r>
+        <w:t>.</w:t>
       </w:r>
     </w:p>
     <w:p>
@@ -2613,22 +2808,20 @@
     <w:p>
       <w:pPr>
         <w:pStyle w:val="Ttulo2"/>
-      </w:pPr>
+        <w:numPr>
+          <w:ilvl w:val="1"/>
+          <w:numId w:val="2"/>
+        </w:numPr>
+      </w:pPr>
+      <w:bookmarkStart w:id="10" w:name="_Toc229086482"/>
       <w:r>
         <w:t>ESTRATÉGIA DE TREINAMENTO</w:t>
       </w:r>
-    </w:p>
-    <w:p>
-      <w:r>
-        <w:t xml:space="preserve">O treinamento de ambas as arquiteturas foi conduzido sob </w:t>
-      </w:r>
-      <w:proofErr w:type="spellStart"/>
-      <w:r>
-        <w:t>hiperparâmetros</w:t>
-      </w:r>
-      <w:proofErr w:type="spellEnd"/>
-      <w:r>
-        <w:t xml:space="preserve"> idênticos, para garantir uma comparação apenas dada pela diferença de arquitetura. </w:t>
+      <w:bookmarkEnd w:id="10"/>
+    </w:p>
+    <w:p>
+      <w:r>
+        <w:t xml:space="preserve">O treinamento de ambas as arquiteturas foi conduzido sob hiperparâmetros idênticos, para garantir uma comparação apenas dada pela diferença de arquitetura. </w:t>
       </w:r>
     </w:p>
     <w:p>
@@ -2645,43 +2838,7 @@
           <w:sz w:val="24"/>
           <w:szCs w:val="24"/>
         </w:rPr>
-        <w:t xml:space="preserve">Função de Perda: </w:t>
-      </w:r>
-      <w:proofErr w:type="spellStart"/>
-      <w:r>
-        <w:rPr>
-          <w:rFonts w:ascii="Arial" w:hAnsi="Arial" w:cs="Arial"/>
-          <w:sz w:val="24"/>
-          <w:szCs w:val="24"/>
-        </w:rPr>
-        <w:t>CrossEntropyLoss</w:t>
-      </w:r>
-      <w:proofErr w:type="spellEnd"/>
-      <w:r>
-        <w:rPr>
-          <w:rFonts w:ascii="Arial" w:hAnsi="Arial" w:cs="Arial"/>
-          <w:sz w:val="24"/>
-          <w:szCs w:val="24"/>
-        </w:rPr>
-        <w:t xml:space="preserve">, a função de perda padrão para classificações </w:t>
-      </w:r>
-      <w:proofErr w:type="spellStart"/>
-      <w:r>
-        <w:rPr>
-          <w:rFonts w:ascii="Arial" w:hAnsi="Arial" w:cs="Arial"/>
-          <w:sz w:val="24"/>
-          <w:szCs w:val="24"/>
-        </w:rPr>
-        <w:t>multiclasse</w:t>
-      </w:r>
-      <w:proofErr w:type="spellEnd"/>
-      <w:r>
-        <w:rPr>
-          <w:rFonts w:ascii="Arial" w:hAnsi="Arial" w:cs="Arial"/>
-          <w:sz w:val="24"/>
-          <w:szCs w:val="24"/>
-        </w:rPr>
-        <w:t>, medindo o quão longe a distribuição de probabilidades prevista está da classe verdadeira</w:t>
+        <w:t>Função de Perda: CrossEntropyLoss, a função de perda padrão para classificações multiclasse, medindo o quão longe a distribuição de probabilidades prevista está da classe verdadeira</w:t>
       </w:r>
     </w:p>
     <w:p>
@@ -2695,7 +2852,6 @@
           <w:lang w:val="en-US"/>
         </w:rPr>
       </w:pPr>
-      <w:proofErr w:type="spellStart"/>
       <w:r>
         <w:rPr>
           <w:rFonts w:ascii="Arial" w:hAnsi="Arial" w:cs="Arial"/>
@@ -2703,17 +2859,7 @@
           <w:szCs w:val="24"/>
           <w:lang w:val="en-US"/>
         </w:rPr>
-        <w:t>Otimizador</w:t>
-      </w:r>
-      <w:proofErr w:type="spellEnd"/>
-      <w:r>
-        <w:rPr>
-          <w:rFonts w:ascii="Arial" w:hAnsi="Arial" w:cs="Arial"/>
-          <w:sz w:val="24"/>
-          <w:szCs w:val="24"/>
-          <w:lang w:val="en-US"/>
-        </w:rPr>
-        <w:t>: Adam, learning rate d</w:t>
+        <w:t>Otimizador: Adam, learning rate d</w:t>
       </w:r>
       <w:r>
         <w:rPr>
@@ -2733,59 +2879,29 @@
           <w:numId w:val="7"/>
         </w:numPr>
       </w:pPr>
-      <w:proofErr w:type="spellStart"/>
       <w:r>
         <w:rPr>
           <w:rFonts w:ascii="Arial" w:hAnsi="Arial" w:cs="Arial"/>
           <w:sz w:val="24"/>
           <w:szCs w:val="24"/>
         </w:rPr>
-        <w:t>Scheduler</w:t>
-      </w:r>
-      <w:proofErr w:type="spellEnd"/>
+        <w:t>Scheduler: Utilizei o StepLR com step_size = 8</w:t>
+      </w:r>
       <w:r>
         <w:rPr>
           <w:rFonts w:ascii="Arial" w:hAnsi="Arial" w:cs="Arial"/>
           <w:sz w:val="24"/>
           <w:szCs w:val="24"/>
         </w:rPr>
-        <w:t xml:space="preserve">: Utilizei o </w:t>
-      </w:r>
-      <w:proofErr w:type="spellStart"/>
+        <w:t xml:space="preserve"> e gamma = 0.5</w:t>
+      </w:r>
       <w:r>
         <w:rPr>
           <w:rFonts w:ascii="Arial" w:hAnsi="Arial" w:cs="Arial"/>
           <w:sz w:val="24"/>
           <w:szCs w:val="24"/>
         </w:rPr>
-        <w:t>StepLR</w:t>
-      </w:r>
-      <w:proofErr w:type="spellEnd"/>
-      <w:r>
-        <w:rPr>
-          <w:rFonts w:ascii="Arial" w:hAnsi="Arial" w:cs="Arial"/>
-          <w:sz w:val="24"/>
-          <w:szCs w:val="24"/>
-        </w:rPr>
-        <w:t xml:space="preserve"> com </w:t>
-      </w:r>
-      <w:proofErr w:type="spellStart"/>
-      <w:r>
-        <w:rPr>
-          <w:rFonts w:ascii="Arial" w:hAnsi="Arial" w:cs="Arial"/>
-          <w:sz w:val="24"/>
-          <w:szCs w:val="24"/>
-        </w:rPr>
-        <w:t>step_size</w:t>
-      </w:r>
-      <w:proofErr w:type="spellEnd"/>
-      <w:r>
-        <w:rPr>
-          <w:rFonts w:ascii="Arial" w:hAnsi="Arial" w:cs="Arial"/>
-          <w:sz w:val="24"/>
-          <w:szCs w:val="24"/>
-        </w:rPr>
-        <w:t xml:space="preserve"> = 8, ou seja, a cada</w:t>
+        <w:t>, ou seja, a cada</w:t>
       </w:r>
       <w:r>
         <w:rPr>
@@ -2810,25 +2926,7 @@
           <w:sz w:val="24"/>
           <w:szCs w:val="24"/>
         </w:rPr>
-        <w:t xml:space="preserve">Paciência: Para as iterações, a fim de evitar treinamento desnecessário, utilizei uma tolerância de 5 iterações sem ganho de performance/perda de </w:t>
-      </w:r>
-      <w:proofErr w:type="spellStart"/>
-      <w:r>
-        <w:rPr>
-          <w:rFonts w:ascii="Arial" w:hAnsi="Arial" w:cs="Arial"/>
-          <w:sz w:val="24"/>
-          <w:szCs w:val="24"/>
-        </w:rPr>
-        <w:t>loss</w:t>
-      </w:r>
-      <w:proofErr w:type="spellEnd"/>
-      <w:r>
-        <w:rPr>
-          <w:rFonts w:ascii="Arial" w:hAnsi="Arial" w:cs="Arial"/>
-          <w:sz w:val="24"/>
-          <w:szCs w:val="24"/>
-        </w:rPr>
-        <w:t>.</w:t>
+        <w:t>Paciência: Para as iterações, a fim de evitar treinamento desnecessário, utilizei uma tolerância de 5 iterações sem ganho de performance/perda de loss.</w:t>
       </w:r>
     </w:p>
     <w:p>
@@ -2918,23 +3016,7 @@
                               <w:fldChar w:fldCharType="end"/>
                             </w:r>
                             <w:r>
-                              <w:t xml:space="preserve"> - </w:t>
-                            </w:r>
-                            <w:proofErr w:type="spellStart"/>
-                            <w:r>
-                              <w:t>CrossEntropyLoss</w:t>
-                            </w:r>
-                            <w:proofErr w:type="spellEnd"/>
-                            <w:r>
-                              <w:t xml:space="preserve"> e Acurácia dos Modelos (Notebook .</w:t>
-                            </w:r>
-                            <w:proofErr w:type="spellStart"/>
-                            <w:r>
-                              <w:t>ipynb</w:t>
-                            </w:r>
-                            <w:proofErr w:type="spellEnd"/>
-                            <w:r>
-                              <w:t>)</w:t>
+                              <w:t xml:space="preserve"> - CrossEntropyLoss e Acurácia dos Modelos (Notebook .ipynb)</w:t>
                             </w:r>
                           </w:p>
                         </w:txbxContent>
@@ -2987,23 +3069,7 @@
                         <w:fldChar w:fldCharType="end"/>
                       </w:r>
                       <w:r>
-                        <w:t xml:space="preserve"> - </w:t>
-                      </w:r>
-                      <w:proofErr w:type="spellStart"/>
-                      <w:r>
-                        <w:t>CrossEntropyLoss</w:t>
-                      </w:r>
-                      <w:proofErr w:type="spellEnd"/>
-                      <w:r>
-                        <w:t xml:space="preserve"> e Acurácia dos Modelos (Notebook .</w:t>
-                      </w:r>
-                      <w:proofErr w:type="spellStart"/>
-                      <w:r>
-                        <w:t>ipynb</w:t>
-                      </w:r>
-                      <w:proofErr w:type="spellEnd"/>
-                      <w:r>
-                        <w:t>)</w:t>
+                        <w:t xml:space="preserve"> - CrossEntropyLoss e Acurácia dos Modelos (Notebook .ipynb)</w:t>
                       </w:r>
                     </w:p>
                   </w:txbxContent>
@@ -3052,7 +3118,7 @@
                     </pic:cNvPicPr>
                   </pic:nvPicPr>
                   <pic:blipFill>
-                    <a:blip r:embed="rId16" cstate="print">
+                    <a:blip r:embed="rId15" cstate="print">
                       <a:extLst>
                         <a:ext uri="{28A0092B-C50C-407E-A947-70E740481C1C}">
                           <a14:useLocalDpi xmlns:a14="http://schemas.microsoft.com/office/drawing/2010/main" val="0"/>
@@ -3138,6 +3204,8 @@
         </w:numPr>
         <w:ind w:left="432"/>
       </w:pPr>
+      <w:bookmarkStart w:id="11" w:name="_Toc229084844"/>
+      <w:bookmarkStart w:id="12" w:name="_Toc229086483"/>
       <w:r>
         <w:lastRenderedPageBreak/>
         <w:drawing>
@@ -3178,7 +3246,7 @@
                     </pic:cNvPicPr>
                   </pic:nvPicPr>
                   <pic:blipFill>
-                    <a:blip r:embed="rId17" cstate="print">
+                    <a:blip r:embed="rId16" cstate="print">
                       <a:extLst>
                         <a:ext uri="{28A0092B-C50C-407E-A947-70E740481C1C}">
                           <a14:useLocalDpi xmlns:a14="http://schemas.microsoft.com/office/drawing/2010/main" val="0"/>
@@ -3210,6 +3278,8 @@
           </wp:anchor>
         </w:drawing>
       </w:r>
+      <w:bookmarkEnd w:id="11"/>
+      <w:bookmarkEnd w:id="12"/>
     </w:p>
     <w:p>
       <w:pPr>
@@ -3240,6 +3310,8 @@
         </w:numPr>
         <w:ind w:left="432"/>
       </w:pPr>
+      <w:bookmarkStart w:id="13" w:name="_Toc229084845"/>
+      <w:bookmarkStart w:id="14" w:name="_Toc229086484"/>
       <w:r>
         <w:rPr>
           <w:noProof/>
@@ -3299,15 +3371,7 @@
                               </w:rPr>
                             </w:pPr>
                             <w:r>
-                              <w:t>Figura 4 - Acurácia do Modelo MLP_A (</w:t>
-                            </w:r>
-                            <w:proofErr w:type="spellStart"/>
-                            <w:r>
-                              <w:t>Tensorboard</w:t>
-                            </w:r>
-                            <w:proofErr w:type="spellEnd"/>
-                            <w:r>
-                              <w:t>)</w:t>
+                              <w:t>Figura 4 - Acurácia do Modelo MLP_A (Tensorboard)</w:t>
                             </w:r>
                           </w:p>
                         </w:txbxContent>
@@ -3339,15 +3403,7 @@
                         </w:rPr>
                       </w:pPr>
                       <w:r>
-                        <w:t>Figura 4 - Acurácia do Modelo MLP_A (</w:t>
-                      </w:r>
-                      <w:proofErr w:type="spellStart"/>
-                      <w:r>
-                        <w:t>Tensorboard</w:t>
-                      </w:r>
-                      <w:proofErr w:type="spellEnd"/>
-                      <w:r>
-                        <w:t>)</w:t>
+                        <w:t>Figura 4 - Acurácia do Modelo MLP_A (Tensorboard)</w:t>
                       </w:r>
                     </w:p>
                   </w:txbxContent>
@@ -3358,6 +3414,8 @@
           </mc:Fallback>
         </mc:AlternateContent>
       </w:r>
+      <w:bookmarkEnd w:id="13"/>
+      <w:bookmarkEnd w:id="14"/>
     </w:p>
     <w:p>
       <w:pPr>
@@ -3378,6 +3436,8 @@
         </w:numPr>
         <w:ind w:left="432"/>
       </w:pPr>
+      <w:bookmarkStart w:id="15" w:name="_Toc229084846"/>
+      <w:bookmarkStart w:id="16" w:name="_Toc229086485"/>
       <w:r>
         <w:drawing>
           <wp:anchor distT="0" distB="0" distL="114300" distR="114300" simplePos="0" relativeHeight="251674624" behindDoc="0" locked="0" layoutInCell="1" allowOverlap="1" wp14:anchorId="615C1C78" wp14:editId="23DC045A">
@@ -3417,7 +3477,7 @@
                     </pic:cNvPicPr>
                   </pic:nvPicPr>
                   <pic:blipFill>
-                    <a:blip r:embed="rId18" cstate="print">
+                    <a:blip r:embed="rId17" cstate="print">
                       <a:extLst>
                         <a:ext uri="{28A0092B-C50C-407E-A947-70E740481C1C}">
                           <a14:useLocalDpi xmlns:a14="http://schemas.microsoft.com/office/drawing/2010/main" val="0"/>
@@ -3449,6 +3509,8 @@
           </wp:anchor>
         </w:drawing>
       </w:r>
+      <w:bookmarkEnd w:id="15"/>
+      <w:bookmarkEnd w:id="16"/>
     </w:p>
     <w:p>
       <w:pPr>
@@ -3531,15 +3593,7 @@
                               </w:rPr>
                             </w:pPr>
                             <w:r>
-                              <w:t>Figura 5 - Acurácia do Modelo MLP_B (</w:t>
-                            </w:r>
-                            <w:proofErr w:type="spellStart"/>
-                            <w:r>
-                              <w:t>Tensorboard</w:t>
-                            </w:r>
-                            <w:proofErr w:type="spellEnd"/>
-                            <w:r>
-                              <w:t>)</w:t>
+                              <w:t>Figura 5 - Acurácia do Modelo MLP_B (Tensorboard)</w:t>
                             </w:r>
                           </w:p>
                         </w:txbxContent>
@@ -3570,15 +3624,7 @@
                         </w:rPr>
                       </w:pPr>
                       <w:r>
-                        <w:t>Figura 5 - Acurácia do Modelo MLP_B (</w:t>
-                      </w:r>
-                      <w:proofErr w:type="spellStart"/>
-                      <w:r>
-                        <w:t>Tensorboard</w:t>
-                      </w:r>
-                      <w:proofErr w:type="spellEnd"/>
-                      <w:r>
-                        <w:t>)</w:t>
+                        <w:t>Figura 5 - Acurácia do Modelo MLP_B (Tensorboard)</w:t>
                       </w:r>
                     </w:p>
                   </w:txbxContent>
@@ -3595,21 +3641,56 @@
       <w:pPr>
         <w:pStyle w:val="Ttulo2"/>
       </w:pPr>
+      <w:bookmarkStart w:id="17" w:name="_Toc229086486"/>
       <w:r>
         <w:t>RESULTADOS E DISCUSSÃO</w:t>
       </w:r>
-    </w:p>
-    <w:p>
-      <w:r>
-        <w:t xml:space="preserve">Após o treinamento, realizei uma avaliação no conjunto de teste, para assim avaliar a diferença na prática da estrutura dos modelos, em uma das avaliações (Valores variam de acordo com runs de treinamento) obtive 85.87% de acurácia para o modelo MLP_A e 86.20% para o MLP_B, resultando de uma diferença de 0.33 pontos percentuais, o que tende a mostrar a importância do Batch </w:t>
-      </w:r>
-      <w:proofErr w:type="spellStart"/>
-      <w:r>
-        <w:t>Normalization</w:t>
-      </w:r>
-      <w:proofErr w:type="spellEnd"/>
-      <w:r>
-        <w:t xml:space="preserve">, </w:t>
+      <w:bookmarkEnd w:id="17"/>
+    </w:p>
+    <w:p>
+      <w:pPr>
+        <w:pStyle w:val="Ttulo2"/>
+        <w:numPr>
+          <w:ilvl w:val="1"/>
+          <w:numId w:val="2"/>
+        </w:numPr>
+      </w:pPr>
+      <w:bookmarkStart w:id="18" w:name="_Toc229086487"/>
+      <w:r>
+        <w:t>COMPARAÇÃO DOS MODELOS</w:t>
+      </w:r>
+      <w:bookmarkEnd w:id="18"/>
+    </w:p>
+    <w:p>
+      <w:r>
+        <w:t xml:space="preserve">Após o treinamento, realizei uma avaliação no conjunto de teste, para assim </w:t>
+      </w:r>
+      <w:r>
+        <w:t>ver</w:t>
+      </w:r>
+      <w:r>
+        <w:t xml:space="preserve"> a diferença na prática da estrutura dos modelos, em uma das avaliações (Valores variam de acordo com runs de treinamento) obtive 85</w:t>
+      </w:r>
+      <w:r>
+        <w:t>,</w:t>
+      </w:r>
+      <w:r>
+        <w:t>87% de acurácia para o modelo MLP_A e 86</w:t>
+      </w:r>
+      <w:r>
+        <w:t>,</w:t>
+      </w:r>
+      <w:r>
+        <w:t>20% para o MLP_B, resultando de uma diferença de 0</w:t>
+      </w:r>
+      <w:r>
+        <w:t>,</w:t>
+      </w:r>
+      <w:r>
+        <w:t>33 pontos percentuais, o que tende a mostrar a importância do Batch Normalization</w:t>
+      </w:r>
+      <w:r>
+        <w:t>.</w:t>
       </w:r>
     </w:p>
     <w:p>
@@ -3622,13 +3703,74 @@
           <w:bCs/>
         </w:rPr>
         <w:drawing>
-          <wp:anchor distT="0" distB="0" distL="114300" distR="114300" simplePos="0" relativeHeight="251678720" behindDoc="0" locked="0" layoutInCell="1" allowOverlap="1" wp14:anchorId="7BC2F05A" wp14:editId="1B04D7EB">
+          <wp:anchor distT="0" distB="0" distL="114300" distR="114300" simplePos="0" relativeHeight="251679744" behindDoc="0" locked="0" layoutInCell="1" allowOverlap="1" wp14:anchorId="06194BE6" wp14:editId="72C1DFFF">
             <wp:simplePos x="0" y="0"/>
             <wp:positionH relativeFrom="column">
-              <wp:posOffset>-981075</wp:posOffset>
+              <wp:posOffset>2686050</wp:posOffset>
             </wp:positionH>
             <wp:positionV relativeFrom="paragraph">
-              <wp:posOffset>226695</wp:posOffset>
+              <wp:posOffset>182245</wp:posOffset>
+            </wp:positionV>
+            <wp:extent cx="3467100" cy="3302635"/>
+            <wp:effectExtent l="0" t="0" r="0" b="0"/>
+            <wp:wrapNone/>
+            <wp:docPr id="1574304154" name="Imagem 1"/>
+            <wp:cNvGraphicFramePr>
+              <a:graphicFrameLocks xmlns:a="http://schemas.openxmlformats.org/drawingml/2006/main" noChangeAspect="1"/>
+            </wp:cNvGraphicFramePr>
+            <a:graphic xmlns:a="http://schemas.openxmlformats.org/drawingml/2006/main">
+              <a:graphicData uri="http://schemas.openxmlformats.org/drawingml/2006/picture">
+                <pic:pic xmlns:pic="http://schemas.openxmlformats.org/drawingml/2006/picture">
+                  <pic:nvPicPr>
+                    <pic:cNvPr id="1574304154" name=""/>
+                    <pic:cNvPicPr/>
+                  </pic:nvPicPr>
+                  <pic:blipFill>
+                    <a:blip r:embed="rId18" cstate="print">
+                      <a:extLst>
+                        <a:ext uri="{28A0092B-C50C-407E-A947-70E740481C1C}">
+                          <a14:useLocalDpi xmlns:a14="http://schemas.microsoft.com/office/drawing/2010/main" val="0"/>
+                        </a:ext>
+                      </a:extLst>
+                    </a:blip>
+                    <a:stretch>
+                      <a:fillRect/>
+                    </a:stretch>
+                  </pic:blipFill>
+                  <pic:spPr>
+                    <a:xfrm>
+                      <a:off x="0" y="0"/>
+                      <a:ext cx="3467100" cy="3302635"/>
+                    </a:xfrm>
+                    <a:prstGeom prst="rect">
+                      <a:avLst/>
+                    </a:prstGeom>
+                  </pic:spPr>
+                </pic:pic>
+              </a:graphicData>
+            </a:graphic>
+            <wp14:sizeRelH relativeFrom="margin">
+              <wp14:pctWidth>0</wp14:pctWidth>
+            </wp14:sizeRelH>
+            <wp14:sizeRelV relativeFrom="margin">
+              <wp14:pctHeight>0</wp14:pctHeight>
+            </wp14:sizeRelV>
+          </wp:anchor>
+        </w:drawing>
+      </w:r>
+      <w:r>
+        <w:rPr>
+          <w:b/>
+          <w:bCs/>
+        </w:rPr>
+        <w:drawing>
+          <wp:anchor distT="0" distB="0" distL="114300" distR="114300" simplePos="0" relativeHeight="251678720" behindDoc="0" locked="0" layoutInCell="1" allowOverlap="1" wp14:anchorId="7BC2F05A" wp14:editId="51670A65">
+            <wp:simplePos x="0" y="0"/>
+            <wp:positionH relativeFrom="column">
+              <wp:posOffset>-781050</wp:posOffset>
+            </wp:positionH>
+            <wp:positionV relativeFrom="paragraph">
+              <wp:posOffset>198120</wp:posOffset>
             </wp:positionV>
             <wp:extent cx="3448050" cy="3284855"/>
             <wp:effectExtent l="0" t="0" r="0" b="0"/>
@@ -3660,67 +3802,6 @@
                     <a:xfrm>
                       <a:off x="0" y="0"/>
                       <a:ext cx="3448050" cy="3284855"/>
-                    </a:xfrm>
-                    <a:prstGeom prst="rect">
-                      <a:avLst/>
-                    </a:prstGeom>
-                  </pic:spPr>
-                </pic:pic>
-              </a:graphicData>
-            </a:graphic>
-            <wp14:sizeRelH relativeFrom="margin">
-              <wp14:pctWidth>0</wp14:pctWidth>
-            </wp14:sizeRelH>
-            <wp14:sizeRelV relativeFrom="margin">
-              <wp14:pctHeight>0</wp14:pctHeight>
-            </wp14:sizeRelV>
-          </wp:anchor>
-        </w:drawing>
-      </w:r>
-      <w:r>
-        <w:rPr>
-          <w:b/>
-          <w:bCs/>
-        </w:rPr>
-        <w:drawing>
-          <wp:anchor distT="0" distB="0" distL="114300" distR="114300" simplePos="0" relativeHeight="251679744" behindDoc="0" locked="0" layoutInCell="1" allowOverlap="1" wp14:anchorId="06194BE6" wp14:editId="79A07065">
-            <wp:simplePos x="0" y="0"/>
-            <wp:positionH relativeFrom="column">
-              <wp:posOffset>2762250</wp:posOffset>
-            </wp:positionH>
-            <wp:positionV relativeFrom="paragraph">
-              <wp:posOffset>209550</wp:posOffset>
-            </wp:positionV>
-            <wp:extent cx="3467100" cy="3302635"/>
-            <wp:effectExtent l="0" t="0" r="0" b="0"/>
-            <wp:wrapNone/>
-            <wp:docPr id="1574304154" name="Imagem 1"/>
-            <wp:cNvGraphicFramePr>
-              <a:graphicFrameLocks xmlns:a="http://schemas.openxmlformats.org/drawingml/2006/main" noChangeAspect="1"/>
-            </wp:cNvGraphicFramePr>
-            <a:graphic xmlns:a="http://schemas.openxmlformats.org/drawingml/2006/main">
-              <a:graphicData uri="http://schemas.openxmlformats.org/drawingml/2006/picture">
-                <pic:pic xmlns:pic="http://schemas.openxmlformats.org/drawingml/2006/picture">
-                  <pic:nvPicPr>
-                    <pic:cNvPr id="1574304154" name=""/>
-                    <pic:cNvPicPr/>
-                  </pic:nvPicPr>
-                  <pic:blipFill>
-                    <a:blip r:embed="rId20" cstate="print">
-                      <a:extLst>
-                        <a:ext uri="{28A0092B-C50C-407E-A947-70E740481C1C}">
-                          <a14:useLocalDpi xmlns:a14="http://schemas.microsoft.com/office/drawing/2010/main" val="0"/>
-                        </a:ext>
-                      </a:extLst>
-                    </a:blip>
-                    <a:stretch>
-                      <a:fillRect/>
-                    </a:stretch>
-                  </pic:blipFill>
-                  <pic:spPr>
-                    <a:xfrm>
-                      <a:off x="0" y="0"/>
-                      <a:ext cx="3467100" cy="3302635"/>
                     </a:xfrm>
                     <a:prstGeom prst="rect">
                       <a:avLst/>
@@ -3790,15 +3871,7 @@
                               </w:rPr>
                             </w:pPr>
                             <w:r>
-                              <w:t>Figuras 6 e 7 – Matrizes de Confusão MLP_A e MLP_B (Notebook .</w:t>
-                            </w:r>
-                            <w:proofErr w:type="spellStart"/>
-                            <w:r>
-                              <w:t>ipynb</w:t>
-                            </w:r>
-                            <w:proofErr w:type="spellEnd"/>
-                            <w:r>
-                              <w:t>)</w:t>
+                              <w:t>Figuras 6 e 7 – Matrizes de Confusão MLP_A e MLP_B (Notebook .ipynb)</w:t>
                             </w:r>
                           </w:p>
                         </w:txbxContent>
@@ -3834,15 +3907,7 @@
                         </w:rPr>
                       </w:pPr>
                       <w:r>
-                        <w:t>Figuras 6 e 7 – Matrizes de Confusão MLP_A e MLP_B (Notebook .</w:t>
-                      </w:r>
-                      <w:proofErr w:type="spellStart"/>
-                      <w:r>
-                        <w:t>ipynb</w:t>
-                      </w:r>
-                      <w:proofErr w:type="spellEnd"/>
-                      <w:r>
-                        <w:t>)</w:t>
+                        <w:t>Figuras 6 e 7 – Matrizes de Confusão MLP_A e MLP_B (Notebook .ipynb)</w:t>
                       </w:r>
                     </w:p>
                   </w:txbxContent>
@@ -3917,11 +3982,6 @@
     <w:p>
       <w:pPr>
         <w:ind w:firstLine="0"/>
-      </w:pPr>
-    </w:p>
-    <w:p>
-      <w:pPr>
-        <w:ind w:firstLine="0"/>
         <w:rPr>
           <w:b/>
           <w:bCs/>
@@ -3931,34 +3991,30 @@
     <w:p>
       <w:pPr>
         <w:pStyle w:val="Ttulo2"/>
-      </w:pPr>
+        <w:numPr>
+          <w:ilvl w:val="1"/>
+          <w:numId w:val="2"/>
+        </w:numPr>
+      </w:pPr>
+      <w:bookmarkStart w:id="19" w:name="_Toc229086488"/>
       <w:r>
         <w:lastRenderedPageBreak/>
         <w:t>ANÁLISE DE ERROS</w:t>
       </w:r>
-    </w:p>
-    <w:p>
-      <w:r>
-        <w:t xml:space="preserve">Além da acurácia global, a ferramenta </w:t>
-      </w:r>
-      <w:proofErr w:type="spellStart"/>
-      <w:r>
-        <w:t>classification_report</w:t>
-      </w:r>
-      <w:proofErr w:type="spellEnd"/>
-      <w:r>
-        <w:t xml:space="preserve"> do </w:t>
-      </w:r>
-      <w:proofErr w:type="spellStart"/>
-      <w:r>
-        <w:t>scikit-learn</w:t>
-      </w:r>
-      <w:proofErr w:type="spellEnd"/>
-      <w:r>
-        <w:t xml:space="preserve"> reporta precisão, recall e F1 por classe, e a matriz de confusão demonstra a relação de acertos/erros, e visualmente conseguimos destacar quais as situações em que o modelo tem facilidade ou dificuldade de acertar</w:t>
-      </w:r>
-      <w:r>
-        <w:t>, quanto as dificuldades, grande parte delas vem da ambiguidade do formato do caractere, podemos citar a semelhança entre:</w:t>
+      <w:bookmarkEnd w:id="19"/>
+    </w:p>
+    <w:p>
+      <w:r>
+        <w:t>Além da acurácia global, a ferramenta classification_report do scikit-learn reporta precisão, recall e F1 por classe, e a matriz de confusão demonstra a relação de acertos/erros, e visualmente conseguimos destacar quais as situações em que o modelo tem facilidade ou dificuldade de acertar</w:t>
+      </w:r>
+      <w:r>
+        <w:t xml:space="preserve">, quanto </w:t>
+      </w:r>
+      <w:r>
+        <w:t>à</w:t>
+      </w:r>
+      <w:r>
+        <w:t>s dificuldades, grande parte delas vem da ambiguidade do formato do caractere, podemos citar a semelhança entre:</w:t>
       </w:r>
     </w:p>
     <w:p>
@@ -4020,6 +4076,153 @@
       </w:pPr>
       <w:r>
         <w:rPr>
+          <w:rFonts w:cs="Arial"/>
+          <w:szCs w:val="24"/>
+        </w:rPr>
+        <w:drawing>
+          <wp:anchor distT="0" distB="0" distL="114300" distR="114300" simplePos="0" relativeHeight="251685888" behindDoc="0" locked="0" layoutInCell="1" allowOverlap="1" wp14:anchorId="2C992BBE" wp14:editId="5FE6A522">
+            <wp:simplePos x="0" y="0"/>
+            <wp:positionH relativeFrom="page">
+              <wp:align>center</wp:align>
+            </wp:positionH>
+            <wp:positionV relativeFrom="paragraph">
+              <wp:posOffset>379095</wp:posOffset>
+            </wp:positionV>
+            <wp:extent cx="5760085" cy="1383665"/>
+            <wp:effectExtent l="0" t="0" r="0" b="6985"/>
+            <wp:wrapSquare wrapText="bothSides"/>
+            <wp:docPr id="1396428964" name="Imagem 1"/>
+            <wp:cNvGraphicFramePr>
+              <a:graphicFrameLocks xmlns:a="http://schemas.openxmlformats.org/drawingml/2006/main" noChangeAspect="1"/>
+            </wp:cNvGraphicFramePr>
+            <a:graphic xmlns:a="http://schemas.openxmlformats.org/drawingml/2006/main">
+              <a:graphicData uri="http://schemas.openxmlformats.org/drawingml/2006/picture">
+                <pic:pic xmlns:pic="http://schemas.openxmlformats.org/drawingml/2006/picture">
+                  <pic:nvPicPr>
+                    <pic:cNvPr id="1396428964" name=""/>
+                    <pic:cNvPicPr/>
+                  </pic:nvPicPr>
+                  <pic:blipFill>
+                    <a:blip r:embed="rId20" cstate="print">
+                      <a:extLst>
+                        <a:ext uri="{28A0092B-C50C-407E-A947-70E740481C1C}">
+                          <a14:useLocalDpi xmlns:a14="http://schemas.microsoft.com/office/drawing/2010/main" val="0"/>
+                        </a:ext>
+                      </a:extLst>
+                    </a:blip>
+                    <a:stretch>
+                      <a:fillRect/>
+                    </a:stretch>
+                  </pic:blipFill>
+                  <pic:spPr>
+                    <a:xfrm>
+                      <a:off x="0" y="0"/>
+                      <a:ext cx="5760085" cy="1383665"/>
+                    </a:xfrm>
+                    <a:prstGeom prst="rect">
+                      <a:avLst/>
+                    </a:prstGeom>
+                  </pic:spPr>
+                </pic:pic>
+              </a:graphicData>
+            </a:graphic>
+          </wp:anchor>
+        </w:drawing>
+      </w:r>
+      <w:r>
+        <w:rPr>
+          <w:noProof/>
+        </w:rPr>
+        <mc:AlternateContent>
+          <mc:Choice Requires="wps">
+            <w:drawing>
+              <wp:anchor distT="0" distB="0" distL="114300" distR="114300" simplePos="0" relativeHeight="251687936" behindDoc="0" locked="0" layoutInCell="1" allowOverlap="1" wp14:anchorId="5FC986B9" wp14:editId="02BFFC66">
+                <wp:simplePos x="0" y="0"/>
+                <wp:positionH relativeFrom="column">
+                  <wp:posOffset>-179705</wp:posOffset>
+                </wp:positionH>
+                <wp:positionV relativeFrom="paragraph">
+                  <wp:posOffset>1829435</wp:posOffset>
+                </wp:positionV>
+                <wp:extent cx="5760085" cy="635"/>
+                <wp:effectExtent l="0" t="0" r="0" b="0"/>
+                <wp:wrapSquare wrapText="bothSides"/>
+                <wp:docPr id="197350338" name="Caixa de Texto 1"/>
+                <wp:cNvGraphicFramePr/>
+                <a:graphic xmlns:a="http://schemas.openxmlformats.org/drawingml/2006/main">
+                  <a:graphicData uri="http://schemas.microsoft.com/office/word/2010/wordprocessingShape">
+                    <wps:wsp>
+                      <wps:cNvSpPr txBox="1"/>
+                      <wps:spPr>
+                        <a:xfrm>
+                          <a:off x="0" y="0"/>
+                          <a:ext cx="5760085" cy="635"/>
+                        </a:xfrm>
+                        <a:prstGeom prst="rect">
+                          <a:avLst/>
+                        </a:prstGeom>
+                        <a:solidFill>
+                          <a:prstClr val="white"/>
+                        </a:solidFill>
+                        <a:ln>
+                          <a:noFill/>
+                        </a:ln>
+                      </wps:spPr>
+                      <wps:txbx>
+                        <w:txbxContent>
+                          <w:p>
+                            <w:pPr>
+                              <w:pStyle w:val="Legenda"/>
+                              <w:rPr>
+                                <w:rFonts w:cs="Arial"/>
+                                <w:sz w:val="21"/>
+                              </w:rPr>
+                            </w:pPr>
+                            <w:r>
+                              <w:t>Figura 8 - Predições (Notebook .ipynb)</w:t>
+                            </w:r>
+                          </w:p>
+                        </w:txbxContent>
+                      </wps:txbx>
+                      <wps:bodyPr rot="0" spcFirstLastPara="0" vertOverflow="overflow" horzOverflow="overflow" vert="horz" wrap="square" lIns="0" tIns="0" rIns="0" bIns="0" numCol="1" spcCol="0" rtlCol="0" fromWordArt="0" anchor="t" anchorCtr="0" forceAA="0" compatLnSpc="1">
+                        <a:prstTxWarp prst="textNoShape">
+                          <a:avLst/>
+                        </a:prstTxWarp>
+                        <a:spAutoFit/>
+                      </wps:bodyPr>
+                    </wps:wsp>
+                  </a:graphicData>
+                </a:graphic>
+              </wp:anchor>
+            </w:drawing>
+          </mc:Choice>
+          <mc:Fallback>
+            <w:pict>
+              <v:shape w14:anchorId="5FC986B9" id="_x0000_s1032" type="#_x0000_t202" style="position:absolute;left:0;text-align:left;margin-left:-14.15pt;margin-top:144.05pt;width:453.55pt;height:.05pt;z-index:251687936;visibility:visible;mso-wrap-style:square;mso-wrap-distance-left:9pt;mso-wrap-distance-top:0;mso-wrap-distance-right:9pt;mso-wrap-distance-bottom:0;mso-position-horizontal:absolute;mso-position-horizontal-relative:text;mso-position-vertical:absolute;mso-position-vertical-relative:text;v-text-anchor:top" o:gfxdata="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" stroked="f">
+                <v:textbox style="mso-fit-shape-to-text:t" inset="0,0,0,0">
+                  <w:txbxContent>
+                    <w:p>
+                      <w:pPr>
+                        <w:pStyle w:val="Legenda"/>
+                        <w:rPr>
+                          <w:rFonts w:cs="Arial"/>
+                          <w:sz w:val="21"/>
+                        </w:rPr>
+                      </w:pPr>
+                      <w:r>
+                        <w:t>Figura 8 - Predições (Notebook .ipynb)</w:t>
+                      </w:r>
+                    </w:p>
+                  </w:txbxContent>
+                </v:textbox>
+                <w10:wrap type="square"/>
+              </v:shape>
+            </w:pict>
+          </mc:Fallback>
+        </mc:AlternateContent>
+      </w:r>
+      <w:r>
+        <w:rPr>
           <w:rFonts w:ascii="Arial" w:hAnsi="Arial" w:cs="Arial"/>
           <w:sz w:val="24"/>
           <w:szCs w:val="24"/>
@@ -4043,97 +4246,93 @@
     <w:p>
       <w:pPr>
         <w:pStyle w:val="Ttulo2"/>
-      </w:pPr>
-      <w:r>
-        <w:t>FEATURES ADICIONAIS</w:t>
-      </w:r>
-    </w:p>
+        <w:numPr>
+          <w:ilvl w:val="1"/>
+          <w:numId w:val="2"/>
+        </w:numPr>
+        <w:rPr>
+          <w:lang w:val="en-US"/>
+        </w:rPr>
+      </w:pPr>
+      <w:bookmarkStart w:id="20" w:name="_Toc229086489"/>
+      <w:r>
+        <w:rPr>
+          <w:lang w:val="en-US"/>
+        </w:rPr>
+        <w:t>ENSEMBLE E TTA (TEST-TIME</w:t>
+      </w:r>
+      <w:r>
+        <w:rPr>
+          <w:lang w:val="en-US"/>
+        </w:rPr>
+        <w:t xml:space="preserve"> AUGMENTATION)</w:t>
+      </w:r>
+      <w:bookmarkEnd w:id="20"/>
+    </w:p>
+    <w:p>
+      <w:r>
+        <w:t>Para aprimorar os resultados sem necessidade de retreinamento, implementei duas técnicas de inferência: Ensemble e TTA (Test-Time Augmentation).</w:t>
+      </w:r>
+    </w:p>
+    <w:p>
+      <w:r>
+        <w:rPr>
+          <w:b/>
+          <w:bCs/>
+        </w:rPr>
+        <w:t>Ensemble</w:t>
+      </w:r>
+      <w:r>
+        <w:t>: média das probabilidades (softmax) das saídas dos dois modelos. O softmax normaliza as saídas, garantindo peso equivalente entre os modelos na classificação final.</w:t>
+      </w:r>
+    </w:p>
+    <w:p>
+      <w:r>
+        <w:rPr>
+          <w:b/>
+          <w:bCs/>
+        </w:rPr>
+        <w:t>TTA</w:t>
+      </w:r>
+      <w:r>
+        <w:t>: além da inferência padrão, desloca a imagem em 1 pixel em cada uma das 4 direções e realiza inferências adicionais, retornando a média das probabilidades das 5 predições.</w:t>
+      </w:r>
+    </w:p>
+    <w:p>
+      <w:r>
+        <w:t>As duas técnicas também podem ser combinadas, totalizando 10 inferências por amostra. Na prática, os ganhos medidos foram de 0,47 p.p. (Ensemble), 0,16 p.p. (TTA) e 0,55 p.p. (Ensemble + TTA) em relação à melhor acurácia individual.</w:t>
+      </w:r>
+    </w:p>
+    <w:p/>
+    <w:p/>
     <w:p>
       <w:pPr>
         <w:pStyle w:val="Ttulo2"/>
-        <w:rPr>
-          <w:lang w:val="en-US"/>
-        </w:rPr>
-      </w:pPr>
-      <w:r>
-        <w:rPr>
-          <w:lang w:val="en-US"/>
-        </w:rPr>
-        <w:t>ENSEMBLE E TTA (TEST-TIME</w:t>
-      </w:r>
-      <w:r>
-        <w:rPr>
-          <w:lang w:val="en-US"/>
-        </w:rPr>
-        <w:t xml:space="preserve"> AUGMENTATION)</w:t>
-      </w:r>
-    </w:p>
-    <w:p>
-      <w:r>
-        <w:t>Para aprimorar a acurácia d</w:t>
-      </w:r>
-      <w:r>
-        <w:t>os modelos, propus duas ferramentas que melhoram a acurácia sem necessidade de retreinamento, o Ensemble é uma m</w:t>
-      </w:r>
-      <w:r>
-        <w:t>édia das probabilidades (</w:t>
-      </w:r>
-      <w:proofErr w:type="spellStart"/>
-      <w:r>
-        <w:t>softmax</w:t>
-      </w:r>
-      <w:proofErr w:type="spellEnd"/>
-      <w:r>
-        <w:t xml:space="preserve">) das inferências de ambos os modelos. O </w:t>
-      </w:r>
-      <w:proofErr w:type="spellStart"/>
-      <w:r>
-        <w:t>softmax</w:t>
-      </w:r>
-      <w:proofErr w:type="spellEnd"/>
-      <w:r>
-        <w:t xml:space="preserve"> normaliza as saídas, garantindo que os dois modelos tenham pesos equivalentes na classificação final</w:t>
-      </w:r>
-      <w:r>
-        <w:t xml:space="preserve">. Já o TTA, ele faz a inferência padrão, além disso </w:t>
-      </w:r>
-      <w:r>
-        <w:t>desloca a imagem em 1px nas 4 direções e realiza inferências adicionais. Retorna a média das probabilidades (</w:t>
-      </w:r>
-      <w:proofErr w:type="spellStart"/>
-      <w:r>
-        <w:t>softmax</w:t>
-      </w:r>
-      <w:proofErr w:type="spellEnd"/>
-      <w:r>
-        <w:t>) das 5 predições.</w:t>
-      </w:r>
-      <w:r>
-        <w:t xml:space="preserve"> Também podemos usar ambas ao mesmo tempo, necessitando 10 inferências. Na prática, essas ferramentas trouxeram 0.47, 0.16 e 0.55 pontos percentuais de ganho, respectivamente.</w:t>
-      </w:r>
-    </w:p>
-    <w:p/>
-    <w:p>
-      <w:pPr>
-        <w:pStyle w:val="Ttulo2"/>
-      </w:pPr>
-      <w:r>
+      </w:pPr>
+      <w:bookmarkStart w:id="21" w:name="_Toc229086490"/>
+      <w:r>
+        <w:lastRenderedPageBreak/>
         <w:t>APLICAÇÃO NO STREAMLIT</w:t>
       </w:r>
-    </w:p>
-    <w:p>
-      <w:r>
-        <w:t xml:space="preserve">Para melhor visibilidade e efeitos de teste, desenvolvi com o auxilio de IA Generativa uma aplicação com interface visual que testa os modelos e ferramentas por meio de desenhos, permitindo o usuário fazer seu próprio caractere e testar a classificação do modelo, a aplicação está disponível em </w:t>
+      <w:bookmarkEnd w:id="21"/>
+    </w:p>
+    <w:p>
+      <w:r>
+        <w:t>Para melhor visibilidade e efeitos de teste, desenvolvi com o aux</w:t>
+      </w:r>
+      <w:r>
+        <w:t>íl</w:t>
+      </w:r>
+      <w:r>
+        <w:t xml:space="preserve">io de IA Generativa uma aplicação com interface visual que testa os modelos e ferramentas por meio de desenhos, permitindo o usuário fazer seu próprio caractere e testar a classificação do modelo, a aplicação está disponível em </w:t>
       </w:r>
       <w:hyperlink r:id="rId21" w:history="1">
-        <w:proofErr w:type="spellStart"/>
         <w:r>
           <w:rPr>
             <w:rStyle w:val="Hyperlink"/>
           </w:rPr>
           <w:t>emnistmlp.streamlit.app</w:t>
         </w:r>
-        <w:proofErr w:type="spellEnd"/>
       </w:hyperlink>
       <w:r>
         <w:t xml:space="preserve">, e é alimentada diretamente pelo </w:t>
@@ -4147,29 +4346,21 @@
         </w:r>
       </w:hyperlink>
       <w:r>
-        <w:t xml:space="preserve">. A aplicação mostra também inferências reais do </w:t>
-      </w:r>
-      <w:proofErr w:type="spellStart"/>
-      <w:r>
-        <w:t>dataset</w:t>
-      </w:r>
-      <w:proofErr w:type="spellEnd"/>
-      <w:r>
-        <w:t xml:space="preserve"> de testes</w:t>
-      </w:r>
-      <w:r>
-        <w:t>, possibilitando visualização fácil da acurácia do modelo.</w:t>
+        <w:t>. A aplicação mostra também inferências reais do dataset de testes</w:t>
+      </w:r>
+      <w:r>
+        <w:t>, possibilitando visualização fácil da acurácia do modelo</w:t>
+      </w:r>
+      <w:r>
+        <w:t>, elencando as 3 maiores probabilidades (com opção de mostrar todas).</w:t>
       </w:r>
     </w:p>
     <w:p/>
-    <w:p/>
-    <w:p/>
     <w:p>
       <w:r>
         <w:rPr>
           <w:noProof/>
         </w:rPr>
-        <w:lastRenderedPageBreak/>
         <mc:AlternateContent>
           <mc:Choice Requires="wps">
             <w:drawing>
@@ -4216,13 +4407,20 @@
                               </w:rPr>
                             </w:pPr>
                             <w:r>
-                              <w:t xml:space="preserve">Figuras 8 e 9 – Aplicação </w:t>
+                              <w:t xml:space="preserve">Figuras </w:t>
                             </w:r>
-                            <w:proofErr w:type="spellStart"/>
                             <w:r>
-                              <w:t>Streamlit</w:t>
+                              <w:t>9</w:t>
                             </w:r>
-                            <w:proofErr w:type="spellEnd"/>
+                            <w:r>
+                              <w:t xml:space="preserve"> e </w:t>
+                            </w:r>
+                            <w:r>
+                              <w:t>10</w:t>
+                            </w:r>
+                            <w:r>
+                              <w:t xml:space="preserve"> – Aplicação Streamlit</w:t>
+                            </w:r>
                           </w:p>
                         </w:txbxContent>
                       </wps:txbx>
@@ -4240,7 +4438,7 @@
           </mc:Choice>
           <mc:Fallback>
             <w:pict>
-              <v:shape w14:anchorId="252F5476" id="_x0000_s1032" type="#_x0000_t202" style="position:absolute;left:0;text-align:left;margin-left:402.35pt;margin-top:456.05pt;width:453.55pt;height:.05pt;z-index:251684864;visibility:visible;mso-wrap-style:square;mso-wrap-distance-left:9pt;mso-wrap-distance-top:0;mso-wrap-distance-right:9pt;mso-wrap-distance-bottom:0;mso-position-horizontal:right;mso-position-horizontal-relative:margin;mso-position-vertical:absolute;mso-position-vertical-relative:text;v-text-anchor:top" o:gfxdata="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" stroked="f">
+              <v:shape w14:anchorId="252F5476" id="_x0000_s1033" type="#_x0000_t202" style="position:absolute;left:0;text-align:left;margin-left:402.35pt;margin-top:456.05pt;width:453.55pt;height:.05pt;z-index:251684864;visibility:visible;mso-wrap-style:square;mso-wrap-distance-left:9pt;mso-wrap-distance-top:0;mso-wrap-distance-right:9pt;mso-wrap-distance-bottom:0;mso-position-horizontal:right;mso-position-horizontal-relative:margin;mso-position-vertical:absolute;mso-position-vertical-relative:text;v-text-anchor:top" o:gfxdata="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" stroked="f">
                 <v:textbox style="mso-fit-shape-to-text:t" inset="0,0,0,0">
                   <w:txbxContent>
                     <w:p>
@@ -4252,13 +4450,20 @@
                         </w:rPr>
                       </w:pPr>
                       <w:r>
-                        <w:t xml:space="preserve">Figuras 8 e 9 – Aplicação </w:t>
+                        <w:t xml:space="preserve">Figuras </w:t>
                       </w:r>
-                      <w:proofErr w:type="spellStart"/>
                       <w:r>
-                        <w:t>Streamlit</w:t>
+                        <w:t>9</w:t>
                       </w:r>
-                      <w:proofErr w:type="spellEnd"/>
+                      <w:r>
+                        <w:t xml:space="preserve"> e </w:t>
+                      </w:r>
+                      <w:r>
+                        <w:t>10</w:t>
+                      </w:r>
+                      <w:r>
+                        <w:t xml:space="preserve"> – Aplicação Streamlit</w:t>
+                      </w:r>
                     </w:p>
                   </w:txbxContent>
                 </v:textbox>
@@ -4375,18 +4580,68 @@
       <w:pPr>
         <w:pStyle w:val="Ttulo2"/>
       </w:pPr>
-      <w:r>
+      <w:bookmarkStart w:id="22" w:name="_Toc229086491"/>
+      <w:r>
+        <w:lastRenderedPageBreak/>
         <w:t>CONCLUSÕES</w:t>
       </w:r>
-    </w:p>
-    <w:p>
-      <w:r>
-        <w:t xml:space="preserve">O desenvolvimento do projeto, guiado com os notebook e materiais de aula e externos, possibilitaram um desenvolvimento claro de uma solução, que na prática, obteve uma acurácia adequada, a criação da tese e comparação dos modelos possibilitou um entendimento melhor da estruturação e criação de ferramentas com redes neurais. </w:t>
-      </w:r>
-    </w:p>
-    <w:p>
-      <w:r>
-        <w:t>Por mais que o MLP não seja a melhor ferramenta no contexto (já que ela é extremamente sensível a perturbações da imagem), o entendimento da estrutura e funcionamento permitiu que eu conseguisse desenvolver uma solução viável para o problema.</w:t>
+      <w:bookmarkEnd w:id="22"/>
+    </w:p>
+    <w:p>
+      <w:r>
+        <w:t xml:space="preserve">O projeto, guiado por materiais de aula e referências externas, resultou em uma solução com acurácia adequada para o problema proposto. A comparação entre duas arquiteturas (com e sem BatchNorm), somada às técnicas de Ensemble e TTA, </w:t>
+      </w:r>
+      <w:r>
+        <w:t>contribu</w:t>
+      </w:r>
+      <w:r>
+        <w:t>íram</w:t>
+      </w:r>
+      <w:r>
+        <w:t xml:space="preserve"> para um entendimento mais concreto do papel de cada componente de uma rede neural e do impacto de escolhas de inferência.</w:t>
+      </w:r>
+    </w:p>
+    <w:p>
+      <w:r>
+        <w:t xml:space="preserve">Apesar de o MLP não ser a </w:t>
+      </w:r>
+      <w:r>
+        <w:t xml:space="preserve">melhor </w:t>
+      </w:r>
+      <w:r>
+        <w:t xml:space="preserve">ferramenta no contexto de imagens </w:t>
+      </w:r>
+      <w:r>
+        <w:t>(</w:t>
+      </w:r>
+      <w:r>
+        <w:t>por descartar a informação espacial e ser sensível a perturbações</w:t>
+      </w:r>
+      <w:r>
+        <w:t>)</w:t>
+      </w:r>
+      <w:r>
+        <w:t xml:space="preserve">, o domínio de sua estrutura e funcionamento foi suficiente para desenvolver uma solução viável e </w:t>
+      </w:r>
+      <w:r>
+        <w:t>adequada</w:t>
+      </w:r>
+      <w:r>
+        <w:t xml:space="preserve"> para o problema.</w:t>
+      </w:r>
+    </w:p>
+    <w:p>
+      <w:r>
+        <w:t>As f</w:t>
+      </w:r>
+      <w:r>
+        <w:t>erramentas de IA generativa foram utilizadas como apoio na construção da aplicação Streamlit e na revisão pontual de código e texto. A arquitetura dos modelos, a análise dos resultados e as decisões técnicas</w:t>
+      </w:r>
+      <w:r>
+        <w:t xml:space="preserve"> foram de minha autoria, com base principalmente nos conteúdos abordados em sala de aula</w:t>
+      </w:r>
+      <w:r>
+        <w:t>.</w:t>
       </w:r>
     </w:p>
     <w:p>
@@ -4396,10 +4651,10 @@
           <w:color w:val="auto"/>
         </w:rPr>
       </w:pPr>
-      <w:bookmarkStart w:id="7" w:name="_Toc79652176"/>
-      <w:bookmarkStart w:id="8" w:name="_Toc81325008"/>
-      <w:bookmarkStart w:id="9" w:name="_Toc81325093"/>
-      <w:bookmarkStart w:id="10" w:name="_Toc229079308"/>
+      <w:bookmarkStart w:id="23" w:name="_Toc79652176"/>
+      <w:bookmarkStart w:id="24" w:name="_Toc81325008"/>
+      <w:bookmarkStart w:id="25" w:name="_Toc81325093"/>
+      <w:bookmarkStart w:id="26" w:name="_Toc229086492"/>
       <w:r>
         <w:rPr>
           <w:color w:val="auto"/>
@@ -4407,10 +4662,10 @@
         <w:lastRenderedPageBreak/>
         <w:t>Referências</w:t>
       </w:r>
-      <w:bookmarkEnd w:id="7"/>
-      <w:bookmarkEnd w:id="8"/>
-      <w:bookmarkEnd w:id="9"/>
-      <w:bookmarkEnd w:id="10"/>
+      <w:bookmarkEnd w:id="23"/>
+      <w:bookmarkEnd w:id="24"/>
+      <w:bookmarkEnd w:id="25"/>
+      <w:bookmarkEnd w:id="26"/>
     </w:p>
     <w:p>
       <w:pPr>
@@ -4474,12 +4729,6 @@
           <w:color w:val="auto"/>
         </w:rPr>
       </w:pPr>
-      <w:r>
-        <w:rPr>
-          <w:color w:val="auto"/>
-        </w:rPr>
-        <w:t>‌</w:t>
-      </w:r>
     </w:p>
     <w:p>
       <w:pPr>
@@ -4494,7 +4743,7 @@
           <w:bCs/>
           <w:color w:val="auto"/>
         </w:rPr>
-        <w:t xml:space="preserve">The EMNIST </w:t>
+        <w:t xml:space="preserve">EMNIST — Torchvision </w:t>
       </w:r>
       <w:proofErr w:type="spellStart"/>
       <w:r>
@@ -4503,11 +4752,89 @@
           <w:bCs/>
           <w:color w:val="auto"/>
         </w:rPr>
-        <w:t>dataset</w:t>
+        <w:t>main</w:t>
       </w:r>
       <w:proofErr w:type="spellEnd"/>
       <w:r>
         <w:rPr>
+          <w:b/>
+          <w:bCs/>
+          <w:color w:val="auto"/>
+        </w:rPr>
+        <w:t xml:space="preserve"> </w:t>
+      </w:r>
+      <w:proofErr w:type="spellStart"/>
+      <w:r>
+        <w:rPr>
+          <w:b/>
+          <w:bCs/>
+          <w:color w:val="auto"/>
+        </w:rPr>
+        <w:t>documentation</w:t>
+      </w:r>
+      <w:proofErr w:type="spellEnd"/>
+      <w:r>
+        <w:rPr>
+          <w:color w:val="auto"/>
+        </w:rPr>
+        <w:t xml:space="preserve">. Disponível em: &lt;https://docs.pytorch.org/vision/main/generated/torchvision.datasets.EMNIST.html&gt;. Acesso em: </w:t>
+      </w:r>
+      <w:r>
+        <w:rPr>
+          <w:color w:val="auto"/>
+        </w:rPr>
+        <w:t>29</w:t>
+      </w:r>
+      <w:r>
+        <w:rPr>
+          <w:color w:val="auto"/>
+        </w:rPr>
+        <w:t xml:space="preserve"> </w:t>
+      </w:r>
+      <w:r>
+        <w:rPr>
+          <w:color w:val="auto"/>
+        </w:rPr>
+        <w:t>abril</w:t>
+      </w:r>
+      <w:r>
+        <w:rPr>
+          <w:color w:val="auto"/>
+        </w:rPr>
+        <w:t>. 2026.</w:t>
+      </w:r>
+    </w:p>
+    <w:p>
+      <w:pPr>
+        <w:ind w:firstLine="0"/>
+        <w:rPr>
+          <w:color w:val="auto"/>
+        </w:rPr>
+      </w:pPr>
+      <w:r>
+        <w:rPr>
+          <w:color w:val="auto"/>
+        </w:rPr>
+        <w:t>‌</w:t>
+      </w:r>
+    </w:p>
+    <w:p>
+      <w:pPr>
+        <w:pStyle w:val="Resumo"/>
+        <w:rPr>
+          <w:color w:val="auto"/>
+        </w:rPr>
+      </w:pPr>
+      <w:r>
+        <w:rPr>
+          <w:b/>
+          <w:bCs/>
+          <w:color w:val="auto"/>
+        </w:rPr>
+        <w:t>The EMNIST dataset</w:t>
+      </w:r>
+      <w:r>
+        <w:rPr>
           <w:color w:val="auto"/>
         </w:rPr>
         <w:t>. Disponível em: &lt;https://www.nist.gov/</w:t>
@@ -4545,14 +4872,14 @@
         <w:rPr>
           <w:color w:val="auto"/>
         </w:rPr>
-        <w:t>emnist-dataset</w:t>
+        <w:t>emnist</w:t>
       </w:r>
       <w:proofErr w:type="spellEnd"/>
       <w:r>
         <w:rPr>
           <w:color w:val="auto"/>
         </w:rPr>
-        <w:t xml:space="preserve">&gt;. Acesso em: </w:t>
+        <w:t xml:space="preserve">-dataset&gt;. Acesso em: </w:t>
       </w:r>
       <w:r>
         <w:rPr>
@@ -4578,6 +4905,107 @@
         </w:rPr>
         <w:t>. 2026.</w:t>
       </w:r>
+    </w:p>
+    <w:p>
+      <w:pPr>
+        <w:pStyle w:val="Resumo"/>
+        <w:jc w:val="left"/>
+        <w:rPr>
+          <w:color w:val="auto"/>
+        </w:rPr>
+      </w:pPr>
+    </w:p>
+    <w:p>
+      <w:pPr>
+        <w:pStyle w:val="Resumo"/>
+        <w:rPr>
+          <w:color w:val="auto"/>
+        </w:rPr>
+      </w:pPr>
+      <w:r>
+        <w:rPr>
+          <w:b/>
+          <w:bCs/>
+          <w:color w:val="auto"/>
+        </w:rPr>
+        <w:t xml:space="preserve">PyTorch </w:t>
+      </w:r>
+      <w:proofErr w:type="spellStart"/>
+      <w:r>
+        <w:rPr>
+          <w:b/>
+          <w:bCs/>
+          <w:color w:val="auto"/>
+        </w:rPr>
+        <w:t>documentation</w:t>
+      </w:r>
+      <w:proofErr w:type="spellEnd"/>
+      <w:r>
+        <w:rPr>
+          <w:b/>
+          <w:bCs/>
+          <w:color w:val="auto"/>
+        </w:rPr>
+        <w:t xml:space="preserve"> — PyTorch 2.11 </w:t>
+      </w:r>
+      <w:proofErr w:type="spellStart"/>
+      <w:r>
+        <w:rPr>
+          <w:b/>
+          <w:bCs/>
+          <w:color w:val="auto"/>
+        </w:rPr>
+        <w:t>documentation</w:t>
+      </w:r>
+      <w:proofErr w:type="spellEnd"/>
+      <w:r>
+        <w:rPr>
+          <w:color w:val="auto"/>
+        </w:rPr>
+        <w:t>. Disponível em: &lt;https://docs.pytorch.org/</w:t>
+      </w:r>
+      <w:proofErr w:type="spellStart"/>
+      <w:r>
+        <w:rPr>
+          <w:color w:val="auto"/>
+        </w:rPr>
+        <w:t>docs</w:t>
+      </w:r>
+      <w:proofErr w:type="spellEnd"/>
+      <w:r>
+        <w:rPr>
+          <w:color w:val="auto"/>
+        </w:rPr>
+        <w:t xml:space="preserve">/2.11/index.html&gt;. Acesso em: </w:t>
+      </w:r>
+      <w:r>
+        <w:rPr>
+          <w:color w:val="auto"/>
+        </w:rPr>
+        <w:t>1</w:t>
+      </w:r>
+      <w:r>
+        <w:rPr>
+          <w:color w:val="auto"/>
+        </w:rPr>
+        <w:t xml:space="preserve"> maio. 2026.</w:t>
+      </w:r>
+    </w:p>
+    <w:p>
+      <w:pPr>
+        <w:pStyle w:val="Resumo"/>
+        <w:rPr>
+          <w:color w:val="auto"/>
+        </w:rPr>
+      </w:pPr>
+    </w:p>
+    <w:p>
+      <w:pPr>
+        <w:pStyle w:val="Resumo"/>
+        <w:rPr>
+          <w:color w:val="auto"/>
+        </w:rPr>
+      </w:pPr>
     </w:p>
     <w:p>
       <w:pPr>
@@ -4592,7 +5020,7 @@
       <w:headerReference w:type="default" r:id="rId25"/>
       <w:pgSz w:w="11906" w:h="16838"/>
       <w:pgMar w:top="1701" w:right="1134" w:bottom="1134" w:left="1701" w:header="708" w:footer="708" w:gutter="0"/>
-      <w:pgNumType w:start="3"/>
+      <w:pgNumType w:start="1"/>
       <w:cols w:space="708"/>
       <w:docGrid w:linePitch="360"/>
     </w:sectPr>
@@ -4625,48 +5053,6 @@
     <w:p/>
   </w:endnote>
 </w:endnotes>
-</file>
-
-<file path=word/footer1.xml><?xml version="1.0" encoding="utf-8"?>
-<w:ftr xmlns:wpc="http://schemas.microsoft.com/office/word/2010/wordprocessingCanvas" xmlns:cx="http://schemas.microsoft.com/office/drawing/2014/chartex" xmlns:cx1="http://schemas.microsoft.com/office/drawing/2015/9/8/chartex" xmlns:cx2="http://schemas.microsoft.com/office/drawing/2015/10/21/chartex" xmlns:cx3="http://schemas.microsoft.com/office/drawing/2016/5/9/chartex" xmlns:cx4="http://schemas.microsoft.com/office/drawing/2016/5/10/chartex" xmlns:cx5="http://schemas.microsoft.com/office/drawing/2016/5/11/chartex" xmlns:cx6="http://schemas.microsoft.com/office/drawing/2016/5/12/chartex" xmlns:cx7="http://schemas.microsoft.com/office/drawing/2016/5/13/chartex" xmlns:cx8="http://schemas.microsoft.com/office/drawing/2016/5/14/chartex" xmlns:mc="http://schemas.openxmlformats.org/markup-compatibility/2006" xmlns:aink="http://schemas.microsoft.com/office/drawing/2016/ink" xmlns:am3d="http://schemas.microsoft.com/office/drawing/2017/model3d" xmlns:o="urn:schemas-microsoft-com:office:office" xmlns:oel="http://schemas.microsoft.com/office/2019/extlst" xmlns:r="http://schemas.openxmlformats.org/officeDocument/2006/relationships" xmlns:m="http://schemas.openxmlformats.org/officeDocument/2006/math" xmlns:v="urn:schemas-microsoft-com:vml" xmlns:wp14="http://schemas.microsoft.com/office/word/2010/wordprocessingDrawing" xmlns:wp="http://schemas.openxmlformats.org/drawingml/2006/wordprocessingDrawing" xmlns:w10="urn:schemas-microsoft-com:office:word" xmlns:w="http://schemas.openxmlformats.org/wordprocessingml/2006/main" xmlns:w14="http://schemas.microsoft.com/office/word/2010/wordml" xmlns:w15="http://schemas.microsoft.com/office/word/2012/wordml" xmlns:w16cex="http://schemas.microsoft.com/office/word/2018/wordml/cex" xmlns:w16cid="http://schemas.microsoft.com/office/word/2016/wordml/cid" xmlns:w16="http://schemas.microsoft.com/office/word/2018/wordml" xmlns:w16du="http://schemas.microsoft.com/office/word/2023/wordml/word16du" xmlns:w16sdtdh="http://schemas.microsoft.com/office/word/2020/wordml/sdtdatahash" xmlns:w16sdtfl="http://schemas.microsoft.com/office/word/2024/wordml/sdtformatlock" xmlns:w16se="http://schemas.microsoft.com/office/word/2015/wordml/symex" xmlns:wpg="http://schemas.microsoft.com/office/word/2010/wordprocessingGroup" xmlns:wpi="http://schemas.microsoft.com/office/word/2010/wordprocessingInk" xmlns:wne="http://schemas.microsoft.com/office/word/2006/wordml" xmlns:wps="http://schemas.microsoft.com/office/word/2010/wordprocessingShape" mc:Ignorable="w14 w15 w16se w16cid w16 w16cex w16sdtdh w16sdtfl w16du wp14">
-  <w:sdt>
-    <w:sdtPr>
-      <w:id w:val="-1268376947"/>
-      <w:docPartObj>
-        <w:docPartGallery w:val="Page Numbers (Bottom of Page)"/>
-        <w:docPartUnique/>
-      </w:docPartObj>
-    </w:sdtPr>
-    <w:sdtContent>
-      <w:p>
-        <w:pPr>
-          <w:pStyle w:val="Rodap"/>
-          <w:jc w:val="right"/>
-        </w:pPr>
-        <w:r>
-          <w:fldChar w:fldCharType="begin"/>
-        </w:r>
-        <w:r>
-          <w:instrText>PAGE   \* MERGEFORMAT</w:instrText>
-        </w:r>
-        <w:r>
-          <w:fldChar w:fldCharType="separate"/>
-        </w:r>
-        <w:r>
-          <w:t>2</w:t>
-        </w:r>
-        <w:r>
-          <w:fldChar w:fldCharType="end"/>
-        </w:r>
-      </w:p>
-    </w:sdtContent>
-  </w:sdt>
-  <w:p>
-    <w:pPr>
-      <w:pStyle w:val="Rodap"/>
-    </w:pPr>
-  </w:p>
-</w:ftr>
 </file>
 
 <file path=word/footnotes.xml><?xml version="1.0" encoding="utf-8"?>
@@ -5112,7 +5498,7 @@
   <w:abstractNum w:abstractNumId="4" w15:restartNumberingAfterBreak="0">
     <w:nsid w:val="5B6A3E2D"/>
     <w:multiLevelType w:val="multilevel"/>
-    <w:tmpl w:val="A8A41CB0"/>
+    <w:tmpl w:val="51B87372"/>
     <w:lvl w:ilvl="0">
       <w:start w:val="1"/>
       <w:numFmt w:val="decimal"/>
@@ -5899,7 +6285,7 @@
     <w:uiPriority w:val="9"/>
     <w:unhideWhenUsed/>
     <w:qFormat/>
-    <w:rsid w:val="00B927B8"/>
+    <w:rsid w:val="008557FA"/>
     <w:pPr>
       <w:keepNext/>
       <w:keepLines/>
@@ -6249,7 +6635,7 @@
     <w:basedOn w:val="Fontepargpadro"/>
     <w:link w:val="Ttulo2"/>
     <w:uiPriority w:val="9"/>
-    <w:rsid w:val="00B927B8"/>
+    <w:rsid w:val="008557FA"/>
     <w:rPr>
       <w:rFonts w:ascii="Arial" w:eastAsiaTheme="majorEastAsia" w:hAnsi="Arial" w:cstheme="majorBidi"/>
       <w:b/>
